--- a/Introdução 2.0.docx
+++ b/Introdução 2.0.docx
@@ -1391,17 +1391,7 @@
           <w:sz w:val="24"/>
           <w:szCs w:val="24"/>
         </w:rPr>
-        <w:t>. Essa situação afeta principalmente alunos do ensino médio e candidatos que desejam ingre</w:t>
-      </w:r>
-      <w:bookmarkStart w:id="0" w:name="_GoBack"/>
-      <w:bookmarkEnd w:id="0"/>
-      <w:r>
-        <w:rPr>
-          <w:rFonts w:ascii="Arial" w:hAnsi="Arial" w:cs="Arial"/>
-          <w:sz w:val="24"/>
-          <w:szCs w:val="24"/>
-        </w:rPr>
-        <w:t>ssar no ensino superior. Como consequência, a falta de planejamento pode resultar em estudos menos eficientes, desmotivação e baixo desempenho nas provas.</w:t>
+        <w:t>. Essa situação afeta principalmente alunos do ensino médio e candidatos que desejam ingressar no ensino superior. Como consequência, a falta de planejamento pode resultar em estudos menos eficientes, desmotivação e baixo desempenho nas provas.</w:t>
       </w:r>
     </w:p>
     <w:p>
@@ -1832,26 +1822,18 @@
           <w:szCs w:val="24"/>
         </w:rPr>
         <w:drawing>
-          <wp:anchor distT="0" distB="0" distL="114300" distR="114300" simplePos="0" relativeHeight="251658240" behindDoc="1" locked="0" layoutInCell="1" allowOverlap="1" wp14:anchorId="4799F52A" wp14:editId="5853A191">
+          <wp:anchor distT="0" distB="0" distL="114300" distR="114300" simplePos="0" relativeHeight="251658240" behindDoc="0" locked="0" layoutInCell="1" allowOverlap="1" wp14:anchorId="636A6125" wp14:editId="7EA47D37">
             <wp:simplePos x="0" y="0"/>
-            <wp:positionH relativeFrom="page">
-              <wp:align>center</wp:align>
+            <wp:positionH relativeFrom="margin">
+              <wp:align>left</wp:align>
             </wp:positionH>
             <wp:positionV relativeFrom="paragraph">
-              <wp:posOffset>1196340</wp:posOffset>
+              <wp:posOffset>1129665</wp:posOffset>
             </wp:positionV>
-            <wp:extent cx="5916930" cy="2962275"/>
-            <wp:effectExtent l="0" t="0" r="7620" b="9525"/>
-            <wp:wrapTight wrapText="bothSides">
-              <wp:wrapPolygon edited="0">
-                <wp:start x="0" y="0"/>
-                <wp:lineTo x="0" y="21531"/>
-                <wp:lineTo x="21558" y="21531"/>
-                <wp:lineTo x="21558" y="0"/>
-                <wp:lineTo x="0" y="0"/>
-              </wp:wrapPolygon>
-            </wp:wrapTight>
-            <wp:docPr id="1" name="Imagem 1"/>
+            <wp:extent cx="6065520" cy="2604135"/>
+            <wp:effectExtent l="0" t="0" r="0" b="5715"/>
+            <wp:wrapSquare wrapText="bothSides"/>
+            <wp:docPr id="2" name="Imagem 2"/>
             <wp:cNvGraphicFramePr>
               <a:graphicFrameLocks xmlns:a="http://schemas.openxmlformats.org/drawingml/2006/main" noChangeAspect="1"/>
             </wp:cNvGraphicFramePr>
@@ -1859,7 +1841,7 @@
               <a:graphicData uri="http://schemas.openxmlformats.org/drawingml/2006/picture">
                 <pic:pic xmlns:pic="http://schemas.openxmlformats.org/drawingml/2006/picture">
                   <pic:nvPicPr>
-                    <pic:cNvPr id="1" name="MER_imagem.jpg"/>
+                    <pic:cNvPr id="2" name="mer.png"/>
                     <pic:cNvPicPr/>
                   </pic:nvPicPr>
                   <pic:blipFill>
@@ -1877,7 +1859,7 @@
                   <pic:spPr>
                     <a:xfrm>
                       <a:off x="0" y="0"/>
-                      <a:ext cx="5916930" cy="2962275"/>
+                      <a:ext cx="6065520" cy="2604135"/>
                     </a:xfrm>
                     <a:prstGeom prst="rect">
                       <a:avLst/>
@@ -1930,11 +1912,24 @@
         <w:spacing w:after="120" w:line="360" w:lineRule="auto"/>
         <w:jc w:val="both"/>
         <w:rPr>
-          <w:rFonts w:ascii="Arial" w:hAnsi="Arial" w:cs="Arial"/>
-          <w:sz w:val="24"/>
-          <w:szCs w:val="24"/>
-        </w:rPr>
-      </w:pPr>
+          <w:b/>
+        </w:rPr>
+      </w:pPr>
+      <w:r>
+        <w:rPr>
+          <w:rFonts w:ascii="Arial" w:hAnsi="Arial" w:cs="Arial"/>
+          <w:b/>
+          <w:sz w:val="24"/>
+          <w:szCs w:val="24"/>
+        </w:rPr>
+        <w:t>2.1.2 Estrutura do banco no SGBD</w:t>
+      </w:r>
+      <w:r>
+        <w:rPr>
+          <w:b/>
+        </w:rPr>
+        <w:t xml:space="preserve"> </w:t>
+      </w:r>
     </w:p>
     <w:p>
       <w:pPr>
@@ -1943,13 +1938,2938 @@
         <w:jc w:val="both"/>
         <w:rPr>
           <w:rFonts w:ascii="Arial" w:hAnsi="Arial" w:cs="Arial"/>
-          <w:sz w:val="24"/>
-          <w:szCs w:val="24"/>
+          <w:b/>
+          <w:sz w:val="24"/>
+          <w:szCs w:val="24"/>
+        </w:rPr>
+      </w:pPr>
+      <w:r>
+        <w:rPr>
+          <w:rFonts w:ascii="Arial" w:hAnsi="Arial" w:cs="Arial"/>
+          <w:sz w:val="24"/>
+          <w:szCs w:val="24"/>
+        </w:rPr>
+        <w:t>A estrutura do banco de dados em um SGBD refere-se à forma como os dados são organizados, armazenados e manipulados. Ela é o "esqueleto" lógico e físico que o Sistema Gerenciador de Banco de Dados utiliza para garantir o acesso eficiente, a segurança e a integridade das informações</w:t>
+      </w:r>
+      <w:r>
+        <w:rPr>
+          <w:rFonts w:ascii="Arial" w:hAnsi="Arial" w:cs="Arial"/>
+          <w:sz w:val="24"/>
+          <w:szCs w:val="24"/>
+        </w:rPr>
+        <w:t>.</w:t>
+      </w:r>
+    </w:p>
+    <w:p>
+      <w:pPr>
+        <w:spacing w:after="120" w:line="360" w:lineRule="auto"/>
+        <w:jc w:val="both"/>
+        <w:rPr>
+          <w:b/>
+        </w:rPr>
+      </w:pPr>
+      <w:r>
+        <w:rPr>
+          <w:b/>
+          <w:noProof/>
+        </w:rPr>
+        <w:lastRenderedPageBreak/>
+        <w:drawing>
+          <wp:anchor distT="0" distB="0" distL="114300" distR="114300" simplePos="0" relativeHeight="251659264" behindDoc="1" locked="0" layoutInCell="1" allowOverlap="1" wp14:anchorId="6A6B53BB" wp14:editId="78548D37">
+            <wp:simplePos x="0" y="0"/>
+            <wp:positionH relativeFrom="margin">
+              <wp:posOffset>10795</wp:posOffset>
+            </wp:positionH>
+            <wp:positionV relativeFrom="paragraph">
+              <wp:posOffset>0</wp:posOffset>
+            </wp:positionV>
+            <wp:extent cx="5577205" cy="3317875"/>
+            <wp:effectExtent l="0" t="0" r="4445" b="0"/>
+            <wp:wrapSquare wrapText="bothSides"/>
+            <wp:docPr id="1" name="Imagem 1"/>
+            <wp:cNvGraphicFramePr>
+              <a:graphicFrameLocks xmlns:a="http://schemas.openxmlformats.org/drawingml/2006/main" noChangeAspect="1"/>
+            </wp:cNvGraphicFramePr>
+            <a:graphic xmlns:a="http://schemas.openxmlformats.org/drawingml/2006/main">
+              <a:graphicData uri="http://schemas.openxmlformats.org/drawingml/2006/picture">
+                <pic:pic xmlns:pic="http://schemas.openxmlformats.org/drawingml/2006/picture">
+                  <pic:nvPicPr>
+                    <pic:cNvPr id="1" name="bancoDeDados.png"/>
+                    <pic:cNvPicPr/>
+                  </pic:nvPicPr>
+                  <pic:blipFill>
+                    <a:blip r:embed="rId8">
+                      <a:extLst>
+                        <a:ext uri="{28A0092B-C50C-407E-A947-70E740481C1C}">
+                          <a14:useLocalDpi xmlns:a14="http://schemas.microsoft.com/office/drawing/2010/main" val="0"/>
+                        </a:ext>
+                      </a:extLst>
+                    </a:blip>
+                    <a:stretch>
+                      <a:fillRect/>
+                    </a:stretch>
+                  </pic:blipFill>
+                  <pic:spPr>
+                    <a:xfrm>
+                      <a:off x="0" y="0"/>
+                      <a:ext cx="5577205" cy="3317875"/>
+                    </a:xfrm>
+                    <a:prstGeom prst="rect">
+                      <a:avLst/>
+                    </a:prstGeom>
+                  </pic:spPr>
+                </pic:pic>
+              </a:graphicData>
+            </a:graphic>
+            <wp14:sizeRelH relativeFrom="margin">
+              <wp14:pctWidth>0</wp14:pctWidth>
+            </wp14:sizeRelH>
+            <wp14:sizeRelV relativeFrom="margin">
+              <wp14:pctHeight>0</wp14:pctHeight>
+            </wp14:sizeRelV>
+          </wp:anchor>
+        </w:drawing>
+      </w:r>
+    </w:p>
+    <w:p>
+      <w:pPr>
+        <w:spacing w:after="120" w:line="360" w:lineRule="auto"/>
+        <w:jc w:val="both"/>
+      </w:pPr>
+      <w:r>
+        <w:rPr>
+          <w:rFonts w:ascii="Arial" w:hAnsi="Arial" w:cs="Arial"/>
+          <w:b/>
+          <w:sz w:val="24"/>
+          <w:szCs w:val="24"/>
+        </w:rPr>
+        <w:t>2.2 Desenvolvimento de Processos</w:t>
+      </w:r>
+      <w:r>
+        <w:t xml:space="preserve"> </w:t>
+      </w:r>
+    </w:p>
+    <w:p>
+      <w:pPr>
+        <w:spacing w:after="120" w:line="360" w:lineRule="auto"/>
+        <w:jc w:val="both"/>
+      </w:pPr>
+    </w:p>
+    <w:p>
+      <w:pPr>
+        <w:spacing w:after="120" w:line="360" w:lineRule="auto"/>
+        <w:jc w:val="both"/>
+        <w:rPr>
+          <w:rFonts w:ascii="Arial" w:hAnsi="Arial" w:cs="Arial"/>
+          <w:b/>
+          <w:sz w:val="24"/>
+          <w:szCs w:val="24"/>
+        </w:rPr>
+      </w:pPr>
+      <w:r>
+        <w:rPr>
+          <w:rFonts w:ascii="Arial" w:hAnsi="Arial" w:cs="Arial"/>
+          <w:b/>
+          <w:sz w:val="24"/>
+          <w:szCs w:val="24"/>
+        </w:rPr>
+        <w:t>2.2.1 Diagramas de UML</w:t>
+      </w:r>
+    </w:p>
+    <w:p>
+      <w:pPr>
+        <w:spacing w:after="120" w:line="360" w:lineRule="auto"/>
+        <w:ind w:firstLine="708"/>
+        <w:jc w:val="both"/>
+        <w:rPr>
+          <w:rFonts w:ascii="Arial" w:hAnsi="Arial" w:cs="Arial"/>
+          <w:sz w:val="24"/>
+        </w:rPr>
+      </w:pPr>
+      <w:r>
+        <w:rPr>
+          <w:rFonts w:ascii="Arial" w:hAnsi="Arial" w:cs="Arial"/>
+          <w:sz w:val="24"/>
+        </w:rPr>
+        <w:t>O</w:t>
+      </w:r>
+      <w:r>
+        <w:rPr>
+          <w:rFonts w:ascii="Arial" w:hAnsi="Arial" w:cs="Arial"/>
+          <w:sz w:val="24"/>
+        </w:rPr>
+        <w:t xml:space="preserve"> diagrama UML </w:t>
+      </w:r>
+      <w:r>
+        <w:rPr>
+          <w:rFonts w:ascii="Arial" w:hAnsi="Arial" w:cs="Arial"/>
+          <w:sz w:val="24"/>
+        </w:rPr>
+        <w:t xml:space="preserve">serve para representar visualmente </w:t>
+      </w:r>
+      <w:r>
+        <w:rPr>
+          <w:rFonts w:ascii="Arial" w:hAnsi="Arial" w:cs="Arial"/>
+          <w:sz w:val="24"/>
+        </w:rPr>
+        <w:t>um sistema de software ou process</w:t>
+      </w:r>
+      <w:r>
+        <w:rPr>
+          <w:rFonts w:ascii="Arial" w:hAnsi="Arial" w:cs="Arial"/>
+          <w:sz w:val="24"/>
+        </w:rPr>
+        <w:t>amento</w:t>
+      </w:r>
+      <w:r>
+        <w:rPr>
+          <w:rFonts w:ascii="Arial" w:hAnsi="Arial" w:cs="Arial"/>
+          <w:sz w:val="24"/>
+        </w:rPr>
+        <w:t xml:space="preserve"> de negócios, utilizando </w:t>
+      </w:r>
+      <w:r>
+        <w:rPr>
+          <w:rFonts w:ascii="Arial" w:hAnsi="Arial" w:cs="Arial"/>
+          <w:sz w:val="24"/>
+        </w:rPr>
+        <w:t>ícones</w:t>
+      </w:r>
+      <w:r>
+        <w:rPr>
+          <w:rFonts w:ascii="Arial" w:hAnsi="Arial" w:cs="Arial"/>
+          <w:sz w:val="24"/>
+        </w:rPr>
+        <w:t xml:space="preserve"> para mapear estrutura e comportamento. Ele facilita a comunicação técnica, documentação e o design </w:t>
+      </w:r>
+      <w:r>
+        <w:rPr>
+          <w:rFonts w:ascii="Arial" w:hAnsi="Arial" w:cs="Arial"/>
+          <w:sz w:val="24"/>
+        </w:rPr>
+        <w:t>d</w:t>
+      </w:r>
+      <w:r>
+        <w:rPr>
+          <w:rFonts w:ascii="Arial" w:hAnsi="Arial" w:cs="Arial"/>
+          <w:sz w:val="24"/>
+        </w:rPr>
+        <w:t>os sistemas</w:t>
+      </w:r>
+      <w:r>
+        <w:rPr>
+          <w:rFonts w:ascii="Arial" w:hAnsi="Arial" w:cs="Arial"/>
+          <w:sz w:val="24"/>
+        </w:rPr>
+        <w:t>, dividindo-se em diagramas estruturais e comportamentais</w:t>
+      </w:r>
+      <w:r>
+        <w:rPr>
+          <w:rFonts w:ascii="Arial" w:hAnsi="Arial" w:cs="Arial"/>
+          <w:sz w:val="24"/>
+        </w:rPr>
+        <w:t>.</w:t>
+      </w:r>
+    </w:p>
+    <w:p>
+      <w:pPr>
+        <w:spacing w:after="120" w:line="360" w:lineRule="auto"/>
+        <w:ind w:firstLine="708"/>
+        <w:jc w:val="both"/>
+        <w:rPr>
+          <w:rFonts w:ascii="Arial" w:hAnsi="Arial" w:cs="Arial"/>
+          <w:sz w:val="28"/>
+          <w:szCs w:val="24"/>
+        </w:rPr>
+      </w:pPr>
+    </w:p>
+    <w:p>
+      <w:pPr>
+        <w:spacing w:after="120" w:line="360" w:lineRule="auto"/>
+        <w:ind w:firstLine="708"/>
+        <w:jc w:val="both"/>
+        <w:rPr>
+          <w:rFonts w:ascii="Arial" w:hAnsi="Arial" w:cs="Arial"/>
+          <w:sz w:val="28"/>
+          <w:szCs w:val="24"/>
+        </w:rPr>
+      </w:pPr>
+    </w:p>
+    <w:p>
+      <w:pPr>
+        <w:spacing w:after="120" w:line="360" w:lineRule="auto"/>
+        <w:ind w:firstLine="708"/>
+        <w:jc w:val="both"/>
+        <w:rPr>
+          <w:rFonts w:ascii="Arial" w:hAnsi="Arial" w:cs="Arial"/>
+          <w:sz w:val="28"/>
+          <w:szCs w:val="24"/>
+        </w:rPr>
+      </w:pPr>
+    </w:p>
+    <w:p>
+      <w:pPr>
+        <w:spacing w:after="120" w:line="360" w:lineRule="auto"/>
+        <w:ind w:firstLine="708"/>
+        <w:jc w:val="both"/>
+        <w:rPr>
+          <w:rFonts w:ascii="Arial" w:hAnsi="Arial" w:cs="Arial"/>
+          <w:sz w:val="28"/>
+          <w:szCs w:val="24"/>
+        </w:rPr>
+      </w:pPr>
+    </w:p>
+    <w:p>
+      <w:pPr>
+        <w:spacing w:after="120" w:line="360" w:lineRule="auto"/>
+        <w:ind w:firstLine="708"/>
+        <w:jc w:val="both"/>
+        <w:rPr>
+          <w:rFonts w:ascii="Arial" w:hAnsi="Arial" w:cs="Arial"/>
+          <w:sz w:val="28"/>
+          <w:szCs w:val="24"/>
+        </w:rPr>
+      </w:pPr>
+    </w:p>
+    <w:p>
+      <w:pPr>
+        <w:spacing w:after="120" w:line="360" w:lineRule="auto"/>
+        <w:ind w:firstLine="708"/>
+        <w:jc w:val="both"/>
+        <w:rPr>
+          <w:rFonts w:ascii="Arial" w:hAnsi="Arial" w:cs="Arial"/>
+          <w:sz w:val="28"/>
+          <w:szCs w:val="24"/>
+        </w:rPr>
+      </w:pPr>
+    </w:p>
+    <w:p>
+      <w:pPr>
+        <w:spacing w:after="120" w:line="360" w:lineRule="auto"/>
+        <w:ind w:firstLine="708"/>
+        <w:jc w:val="both"/>
+        <w:rPr>
+          <w:rFonts w:ascii="Arial" w:hAnsi="Arial" w:cs="Arial"/>
+          <w:sz w:val="28"/>
+          <w:szCs w:val="24"/>
+        </w:rPr>
+      </w:pPr>
+    </w:p>
+    <w:p>
+      <w:pPr>
+        <w:spacing w:after="120" w:line="360" w:lineRule="auto"/>
+        <w:ind w:firstLine="708"/>
+        <w:jc w:val="both"/>
+        <w:rPr>
+          <w:rFonts w:ascii="Arial" w:hAnsi="Arial" w:cs="Arial"/>
+          <w:sz w:val="28"/>
+          <w:szCs w:val="24"/>
+        </w:rPr>
+      </w:pPr>
+    </w:p>
+    <w:p>
+      <w:pPr>
+        <w:spacing w:after="120" w:line="360" w:lineRule="auto"/>
+        <w:jc w:val="both"/>
+        <w:rPr>
+          <w:rFonts w:ascii="Arial" w:hAnsi="Arial" w:cs="Arial"/>
+          <w:b/>
+          <w:sz w:val="24"/>
+          <w:szCs w:val="24"/>
+        </w:rPr>
+      </w:pPr>
+      <w:r>
+        <w:rPr>
+          <w:rFonts w:ascii="Arial" w:hAnsi="Arial" w:cs="Arial"/>
+          <w:b/>
+          <w:sz w:val="24"/>
+          <w:szCs w:val="24"/>
+        </w:rPr>
+        <w:lastRenderedPageBreak/>
+        <w:t>2.2.2.1 Diagrama de Classe</w:t>
+      </w:r>
+    </w:p>
+    <w:p>
+      <w:pPr>
+        <w:spacing w:after="120" w:line="360" w:lineRule="auto"/>
+        <w:ind w:firstLine="708"/>
+        <w:jc w:val="both"/>
+        <w:rPr>
+          <w:rFonts w:ascii="Arial" w:hAnsi="Arial" w:cs="Arial"/>
+          <w:b/>
+          <w:sz w:val="24"/>
+          <w:szCs w:val="24"/>
+        </w:rPr>
+      </w:pPr>
+      <w:r>
+        <w:rPr>
+          <w:rFonts w:ascii="Arial" w:hAnsi="Arial" w:cs="Arial"/>
+          <w:sz w:val="24"/>
+          <w:szCs w:val="24"/>
+        </w:rPr>
+        <w:t xml:space="preserve">Um diagrama de classes é uma representação estrutural usada na </w:t>
+      </w:r>
+      <w:r>
+        <w:rPr>
+          <w:rStyle w:val="Forte"/>
+          <w:rFonts w:ascii="Arial" w:hAnsi="Arial" w:cs="Arial"/>
+          <w:b w:val="0"/>
+          <w:sz w:val="24"/>
+          <w:szCs w:val="24"/>
+        </w:rPr>
+        <w:t>UML</w:t>
+      </w:r>
+      <w:r>
+        <w:rPr>
+          <w:rFonts w:ascii="Arial" w:hAnsi="Arial" w:cs="Arial"/>
+          <w:sz w:val="24"/>
+          <w:szCs w:val="24"/>
+        </w:rPr>
+        <w:t xml:space="preserve"> para mapear a arquitetura de um sistema. Ele exibe as classes, seus atributos, métodos e como elas se relacionam</w:t>
+      </w:r>
+      <w:r>
+        <w:rPr>
+          <w:rFonts w:ascii="Arial" w:hAnsi="Arial" w:cs="Arial"/>
+          <w:sz w:val="24"/>
+          <w:szCs w:val="24"/>
+        </w:rPr>
+        <w:t>.</w:t>
+      </w:r>
+    </w:p>
+    <w:p>
+      <w:pPr>
+        <w:spacing w:after="120" w:line="360" w:lineRule="auto"/>
+        <w:jc w:val="both"/>
+        <w:rPr>
+          <w:rFonts w:ascii="Arial" w:hAnsi="Arial" w:cs="Arial"/>
+          <w:b/>
+          <w:sz w:val="24"/>
+          <w:szCs w:val="24"/>
+        </w:rPr>
+      </w:pPr>
+      <w:r>
+        <w:rPr>
+          <w:rFonts w:ascii="Arial" w:hAnsi="Arial" w:cs="Arial"/>
+          <w:b/>
+          <w:noProof/>
+          <w:sz w:val="24"/>
+          <w:szCs w:val="24"/>
+          <w:u w:val="single"/>
+        </w:rPr>
+        <w:drawing>
+          <wp:anchor distT="0" distB="0" distL="114300" distR="114300" simplePos="0" relativeHeight="251660288" behindDoc="1" locked="0" layoutInCell="1" allowOverlap="1" wp14:anchorId="7CE88F18" wp14:editId="5E71E037">
+            <wp:simplePos x="0" y="0"/>
+            <wp:positionH relativeFrom="column">
+              <wp:posOffset>-287655</wp:posOffset>
+            </wp:positionH>
+            <wp:positionV relativeFrom="paragraph">
+              <wp:posOffset>11430</wp:posOffset>
+            </wp:positionV>
+            <wp:extent cx="5653405" cy="2887980"/>
+            <wp:effectExtent l="0" t="0" r="4445" b="7620"/>
+            <wp:wrapTight wrapText="bothSides">
+              <wp:wrapPolygon edited="0">
+                <wp:start x="0" y="0"/>
+                <wp:lineTo x="0" y="21515"/>
+                <wp:lineTo x="21544" y="21515"/>
+                <wp:lineTo x="21544" y="0"/>
+                <wp:lineTo x="0" y="0"/>
+              </wp:wrapPolygon>
+            </wp:wrapTight>
+            <wp:docPr id="3" name="Imagem 3"/>
+            <wp:cNvGraphicFramePr>
+              <a:graphicFrameLocks xmlns:a="http://schemas.openxmlformats.org/drawingml/2006/main" noChangeAspect="1"/>
+            </wp:cNvGraphicFramePr>
+            <a:graphic xmlns:a="http://schemas.openxmlformats.org/drawingml/2006/main">
+              <a:graphicData uri="http://schemas.openxmlformats.org/drawingml/2006/picture">
+                <pic:pic xmlns:pic="http://schemas.openxmlformats.org/drawingml/2006/picture">
+                  <pic:nvPicPr>
+                    <pic:cNvPr id="3" name="classe.png"/>
+                    <pic:cNvPicPr/>
+                  </pic:nvPicPr>
+                  <pic:blipFill rotWithShape="1">
+                    <a:blip r:embed="rId9">
+                      <a:extLst>
+                        <a:ext uri="{28A0092B-C50C-407E-A947-70E740481C1C}">
+                          <a14:useLocalDpi xmlns:a14="http://schemas.microsoft.com/office/drawing/2010/main" val="0"/>
+                        </a:ext>
+                      </a:extLst>
+                    </a:blip>
+                    <a:srcRect b="4910"/>
+                    <a:stretch/>
+                  </pic:blipFill>
+                  <pic:spPr bwMode="auto">
+                    <a:xfrm>
+                      <a:off x="0" y="0"/>
+                      <a:ext cx="5653405" cy="2887980"/>
+                    </a:xfrm>
+                    <a:prstGeom prst="rect">
+                      <a:avLst/>
+                    </a:prstGeom>
+                    <a:ln>
+                      <a:noFill/>
+                    </a:ln>
+                    <a:extLst>
+                      <a:ext uri="{53640926-AAD7-44D8-BBD7-CCE9431645EC}">
+                        <a14:shadowObscured xmlns:a14="http://schemas.microsoft.com/office/drawing/2010/main"/>
+                      </a:ext>
+                    </a:extLst>
+                  </pic:spPr>
+                </pic:pic>
+              </a:graphicData>
+            </a:graphic>
+          </wp:anchor>
+        </w:drawing>
+      </w:r>
+    </w:p>
+    <w:p>
+      <w:pPr>
+        <w:spacing w:after="120" w:line="360" w:lineRule="auto"/>
+        <w:jc w:val="both"/>
+        <w:rPr>
+          <w:rFonts w:ascii="Arial" w:hAnsi="Arial" w:cs="Arial"/>
+          <w:b/>
+          <w:sz w:val="24"/>
+          <w:szCs w:val="24"/>
+        </w:rPr>
+      </w:pPr>
+    </w:p>
+    <w:p>
+      <w:pPr>
+        <w:spacing w:after="120" w:line="360" w:lineRule="auto"/>
+        <w:jc w:val="both"/>
+        <w:rPr>
+          <w:rFonts w:ascii="Arial" w:hAnsi="Arial" w:cs="Arial"/>
+          <w:b/>
+          <w:sz w:val="24"/>
+          <w:szCs w:val="24"/>
+          <w:u w:val="single"/>
+        </w:rPr>
+      </w:pPr>
+    </w:p>
+    <w:p>
+      <w:pPr>
+        <w:spacing w:after="120" w:line="360" w:lineRule="auto"/>
+        <w:jc w:val="both"/>
+        <w:rPr>
+          <w:rFonts w:ascii="Arial" w:hAnsi="Arial" w:cs="Arial"/>
+          <w:b/>
+          <w:sz w:val="24"/>
+          <w:szCs w:val="24"/>
+          <w:u w:val="single"/>
+        </w:rPr>
+      </w:pPr>
+    </w:p>
+    <w:p>
+      <w:pPr>
+        <w:spacing w:after="120" w:line="360" w:lineRule="auto"/>
+        <w:jc w:val="both"/>
+        <w:rPr>
+          <w:rFonts w:ascii="Arial" w:hAnsi="Arial" w:cs="Arial"/>
+          <w:b/>
+          <w:sz w:val="24"/>
+          <w:szCs w:val="24"/>
+          <w:u w:val="single"/>
+        </w:rPr>
+      </w:pPr>
+    </w:p>
+    <w:p>
+      <w:pPr>
+        <w:spacing w:after="120" w:line="360" w:lineRule="auto"/>
+        <w:jc w:val="both"/>
+        <w:rPr>
+          <w:rFonts w:ascii="Arial" w:hAnsi="Arial" w:cs="Arial"/>
+          <w:b/>
+          <w:sz w:val="24"/>
+          <w:szCs w:val="24"/>
+          <w:u w:val="single"/>
+        </w:rPr>
+      </w:pPr>
+    </w:p>
+    <w:p>
+      <w:pPr>
+        <w:spacing w:after="120" w:line="360" w:lineRule="auto"/>
+        <w:jc w:val="both"/>
+        <w:rPr>
+          <w:rFonts w:ascii="Arial" w:hAnsi="Arial" w:cs="Arial"/>
+          <w:b/>
+          <w:sz w:val="24"/>
+          <w:szCs w:val="24"/>
+          <w:u w:val="single"/>
+        </w:rPr>
+      </w:pPr>
+    </w:p>
+    <w:p>
+      <w:pPr>
+        <w:spacing w:after="120" w:line="360" w:lineRule="auto"/>
+        <w:jc w:val="both"/>
+        <w:rPr>
+          <w:rFonts w:ascii="Arial" w:hAnsi="Arial" w:cs="Arial"/>
+          <w:b/>
+          <w:sz w:val="24"/>
+          <w:szCs w:val="24"/>
+          <w:u w:val="single"/>
+        </w:rPr>
+      </w:pPr>
+    </w:p>
+    <w:p>
+      <w:pPr>
+        <w:spacing w:after="120" w:line="360" w:lineRule="auto"/>
+        <w:jc w:val="both"/>
+        <w:rPr>
+          <w:rFonts w:ascii="Arial" w:hAnsi="Arial" w:cs="Arial"/>
+          <w:b/>
+          <w:sz w:val="24"/>
+          <w:szCs w:val="24"/>
+          <w:u w:val="single"/>
+        </w:rPr>
+      </w:pPr>
+    </w:p>
+    <w:p>
+      <w:pPr>
+        <w:spacing w:after="120" w:line="360" w:lineRule="auto"/>
+        <w:jc w:val="both"/>
+        <w:rPr>
+          <w:rFonts w:ascii="Arial" w:hAnsi="Arial" w:cs="Arial"/>
+          <w:b/>
+          <w:sz w:val="24"/>
+          <w:szCs w:val="24"/>
+          <w:u w:val="single"/>
+        </w:rPr>
+      </w:pPr>
+    </w:p>
+    <w:p>
+      <w:pPr>
+        <w:spacing w:after="120" w:line="360" w:lineRule="auto"/>
+        <w:jc w:val="both"/>
+        <w:rPr>
+          <w:rFonts w:ascii="Arial" w:hAnsi="Arial" w:cs="Arial"/>
+          <w:b/>
+          <w:sz w:val="24"/>
+          <w:szCs w:val="24"/>
+          <w:u w:val="single"/>
+        </w:rPr>
+      </w:pPr>
+    </w:p>
+    <w:p>
+      <w:pPr>
+        <w:spacing w:after="120" w:line="360" w:lineRule="auto"/>
+        <w:jc w:val="both"/>
+        <w:rPr>
+          <w:rFonts w:ascii="Arial" w:hAnsi="Arial" w:cs="Arial"/>
+          <w:b/>
+          <w:sz w:val="24"/>
+          <w:szCs w:val="24"/>
+          <w:u w:val="single"/>
+        </w:rPr>
+      </w:pPr>
+    </w:p>
+    <w:p>
+      <w:pPr>
+        <w:spacing w:after="120" w:line="360" w:lineRule="auto"/>
+        <w:jc w:val="both"/>
+        <w:rPr>
+          <w:rFonts w:ascii="Arial" w:hAnsi="Arial" w:cs="Arial"/>
+          <w:b/>
+          <w:sz w:val="24"/>
+          <w:szCs w:val="24"/>
+          <w:u w:val="single"/>
+        </w:rPr>
+      </w:pPr>
+    </w:p>
+    <w:p>
+      <w:pPr>
+        <w:spacing w:after="120" w:line="360" w:lineRule="auto"/>
+        <w:jc w:val="both"/>
+        <w:rPr>
+          <w:rFonts w:ascii="Arial" w:hAnsi="Arial" w:cs="Arial"/>
+          <w:b/>
+          <w:sz w:val="24"/>
+          <w:szCs w:val="24"/>
+          <w:u w:val="single"/>
+        </w:rPr>
+      </w:pPr>
+    </w:p>
+    <w:p>
+      <w:pPr>
+        <w:spacing w:after="120" w:line="360" w:lineRule="auto"/>
+        <w:jc w:val="both"/>
+        <w:rPr>
+          <w:rFonts w:ascii="Arial" w:hAnsi="Arial" w:cs="Arial"/>
+          <w:b/>
+          <w:sz w:val="24"/>
+          <w:szCs w:val="24"/>
+          <w:u w:val="single"/>
+        </w:rPr>
+      </w:pPr>
+    </w:p>
+    <w:p>
+      <w:pPr>
+        <w:spacing w:after="120" w:line="360" w:lineRule="auto"/>
+        <w:jc w:val="both"/>
+        <w:rPr>
+          <w:rFonts w:ascii="Arial" w:hAnsi="Arial" w:cs="Arial"/>
+          <w:b/>
+          <w:sz w:val="24"/>
+          <w:szCs w:val="24"/>
+          <w:u w:val="single"/>
+        </w:rPr>
+      </w:pPr>
+    </w:p>
+    <w:p>
+      <w:pPr>
+        <w:spacing w:after="120" w:line="360" w:lineRule="auto"/>
+        <w:jc w:val="both"/>
+        <w:rPr>
+          <w:rFonts w:ascii="Arial" w:hAnsi="Arial" w:cs="Arial"/>
+          <w:b/>
+          <w:sz w:val="24"/>
+          <w:szCs w:val="24"/>
+          <w:u w:val="single"/>
+        </w:rPr>
+      </w:pPr>
+    </w:p>
+    <w:p>
+      <w:pPr>
+        <w:spacing w:after="120" w:line="360" w:lineRule="auto"/>
+        <w:jc w:val="both"/>
+        <w:rPr>
+          <w:rFonts w:ascii="Arial" w:hAnsi="Arial" w:cs="Arial"/>
+          <w:b/>
+          <w:sz w:val="24"/>
+          <w:szCs w:val="24"/>
+          <w:u w:val="single"/>
+        </w:rPr>
+      </w:pPr>
+    </w:p>
+    <w:p>
+      <w:pPr>
+        <w:spacing w:after="120" w:line="360" w:lineRule="auto"/>
+        <w:jc w:val="both"/>
+        <w:rPr>
+          <w:rFonts w:ascii="Arial" w:hAnsi="Arial" w:cs="Arial"/>
+          <w:b/>
+          <w:sz w:val="24"/>
+          <w:szCs w:val="24"/>
+          <w:u w:val="single"/>
+        </w:rPr>
+      </w:pPr>
+    </w:p>
+    <w:p>
+      <w:pPr>
+        <w:spacing w:after="120" w:line="360" w:lineRule="auto"/>
+        <w:jc w:val="both"/>
+        <w:rPr>
+          <w:rFonts w:ascii="Arial" w:hAnsi="Arial" w:cs="Arial"/>
+          <w:b/>
+          <w:sz w:val="24"/>
+          <w:szCs w:val="24"/>
+          <w:u w:val="single"/>
+        </w:rPr>
+      </w:pPr>
+    </w:p>
+    <w:p>
+      <w:pPr>
+        <w:spacing w:after="120" w:line="360" w:lineRule="auto"/>
+        <w:jc w:val="both"/>
+        <w:rPr>
+          <w:rFonts w:ascii="Arial" w:hAnsi="Arial" w:cs="Arial"/>
+          <w:b/>
+          <w:sz w:val="24"/>
+          <w:szCs w:val="24"/>
+          <w:u w:val="single"/>
+        </w:rPr>
+      </w:pPr>
+    </w:p>
+    <w:p>
+      <w:pPr>
+        <w:spacing w:after="120" w:line="360" w:lineRule="auto"/>
+        <w:jc w:val="both"/>
+        <w:rPr>
+          <w:rFonts w:ascii="Arial" w:hAnsi="Arial" w:cs="Arial"/>
+          <w:b/>
+          <w:sz w:val="24"/>
+          <w:szCs w:val="24"/>
+          <w:u w:val="single"/>
+        </w:rPr>
+      </w:pPr>
+    </w:p>
+    <w:p>
+      <w:pPr>
+        <w:spacing w:after="120" w:line="360" w:lineRule="auto"/>
+        <w:jc w:val="both"/>
+        <w:rPr>
+          <w:rFonts w:ascii="Arial" w:hAnsi="Arial" w:cs="Arial"/>
+          <w:b/>
+          <w:sz w:val="24"/>
+          <w:szCs w:val="24"/>
+          <w:u w:val="single"/>
+        </w:rPr>
+      </w:pPr>
+    </w:p>
+    <w:p>
+      <w:pPr>
+        <w:spacing w:after="120" w:line="360" w:lineRule="auto"/>
+        <w:jc w:val="both"/>
+        <w:rPr>
+          <w:rFonts w:ascii="Arial" w:hAnsi="Arial" w:cs="Arial"/>
+          <w:b/>
+          <w:sz w:val="24"/>
+          <w:szCs w:val="24"/>
+        </w:rPr>
+      </w:pPr>
+      <w:r>
+        <w:rPr>
+          <w:rFonts w:ascii="Arial" w:hAnsi="Arial" w:cs="Arial"/>
+          <w:b/>
+          <w:sz w:val="24"/>
+          <w:szCs w:val="24"/>
+        </w:rPr>
+        <w:lastRenderedPageBreak/>
+        <w:t>2.2.2.2 Digrama de Use Case</w:t>
+      </w:r>
+    </w:p>
+    <w:p>
+      <w:pPr>
+        <w:spacing w:after="120" w:line="360" w:lineRule="auto"/>
+        <w:jc w:val="both"/>
+        <w:rPr>
+          <w:rFonts w:ascii="Arial" w:hAnsi="Arial" w:cs="Arial"/>
+          <w:b/>
+          <w:sz w:val="24"/>
+          <w:szCs w:val="24"/>
+          <w:u w:val="single"/>
+        </w:rPr>
+      </w:pPr>
+    </w:p>
+    <w:tbl>
+      <w:tblPr>
+        <w:tblpPr w:leftFromText="141" w:rightFromText="141" w:horzAnchor="margin" w:tblpY="492"/>
+        <w:tblW w:w="9055" w:type="dxa"/>
+        <w:tblBorders>
+          <w:top w:val="outset" w:sz="6" w:space="0" w:color="auto"/>
+          <w:left w:val="outset" w:sz="6" w:space="0" w:color="auto"/>
+          <w:bottom w:val="outset" w:sz="6" w:space="0" w:color="auto"/>
+          <w:right w:val="outset" w:sz="6" w:space="0" w:color="auto"/>
+        </w:tblBorders>
+        <w:tblCellMar>
+          <w:left w:w="0" w:type="dxa"/>
+          <w:right w:w="0" w:type="dxa"/>
+        </w:tblCellMar>
+        <w:tblLook w:val="04A0" w:firstRow="1" w:lastRow="0" w:firstColumn="1" w:lastColumn="0" w:noHBand="0" w:noVBand="1"/>
+      </w:tblPr>
+      <w:tblGrid>
+        <w:gridCol w:w="1029"/>
+        <w:gridCol w:w="2086"/>
+        <w:gridCol w:w="1934"/>
+        <w:gridCol w:w="2049"/>
+        <w:gridCol w:w="1957"/>
+      </w:tblGrid>
+      <w:tr>
+        <w:trPr>
+          <w:trHeight w:val="300"/>
+        </w:trPr>
+        <w:tc>
+          <w:tcPr>
+            <w:tcW w:w="9055" w:type="dxa"/>
+            <w:gridSpan w:val="5"/>
+            <w:tcBorders>
+              <w:top w:val="single" w:sz="6" w:space="0" w:color="auto"/>
+              <w:left w:val="single" w:sz="6" w:space="0" w:color="auto"/>
+              <w:bottom w:val="single" w:sz="6" w:space="0" w:color="auto"/>
+              <w:right w:val="single" w:sz="6" w:space="0" w:color="auto"/>
+            </w:tcBorders>
+            <w:shd w:val="clear" w:color="auto" w:fill="auto"/>
+            <w:hideMark/>
+          </w:tcPr>
+          <w:p>
+            <w:pPr>
+              <w:spacing w:after="0" w:line="240" w:lineRule="auto"/>
+              <w:textAlignment w:val="baseline"/>
+              <w:rPr>
+                <w:rFonts w:ascii="Segoe UI" w:eastAsia="Times New Roman" w:hAnsi="Segoe UI" w:cs="Segoe UI"/>
+                <w:kern w:val="0"/>
+                <w:sz w:val="18"/>
+                <w:szCs w:val="18"/>
+                <w:lang w:eastAsia="pt-BR"/>
+                <w14:ligatures w14:val="none"/>
+              </w:rPr>
+            </w:pPr>
+            <w:r>
+              <w:rPr>
+                <w:rFonts w:ascii="Arial" w:eastAsia="Times New Roman" w:hAnsi="Arial" w:cs="Arial"/>
+                <w:kern w:val="0"/>
+                <w:sz w:val="24"/>
+                <w:szCs w:val="24"/>
+                <w:lang w:eastAsia="pt-BR"/>
+                <w14:ligatures w14:val="none"/>
+              </w:rPr>
+              <w:t>Ator: Aluno </w:t>
+            </w:r>
+          </w:p>
+        </w:tc>
+      </w:tr>
+      <w:tr>
+        <w:trPr>
+          <w:trHeight w:val="5925"/>
+        </w:trPr>
+        <w:tc>
+          <w:tcPr>
+            <w:tcW w:w="9055" w:type="dxa"/>
+            <w:gridSpan w:val="5"/>
+            <w:tcBorders>
+              <w:top w:val="single" w:sz="6" w:space="0" w:color="auto"/>
+              <w:left w:val="single" w:sz="6" w:space="0" w:color="auto"/>
+              <w:bottom w:val="single" w:sz="6" w:space="0" w:color="auto"/>
+              <w:right w:val="single" w:sz="6" w:space="0" w:color="auto"/>
+            </w:tcBorders>
+            <w:shd w:val="clear" w:color="auto" w:fill="auto"/>
+            <w:hideMark/>
+          </w:tcPr>
+          <w:p>
+            <w:pPr>
+              <w:spacing w:after="0" w:line="240" w:lineRule="auto"/>
+              <w:textAlignment w:val="baseline"/>
+              <w:rPr>
+                <w:rFonts w:ascii="Segoe UI" w:eastAsia="Times New Roman" w:hAnsi="Segoe UI" w:cs="Segoe UI"/>
+                <w:kern w:val="0"/>
+                <w:sz w:val="18"/>
+                <w:szCs w:val="18"/>
+                <w:lang w:eastAsia="pt-BR"/>
+                <w14:ligatures w14:val="none"/>
+              </w:rPr>
+            </w:pPr>
+            <w:r>
+              <w:rPr>
+                <w:rFonts w:ascii="Arial" w:eastAsia="Times New Roman" w:hAnsi="Arial" w:cs="Arial"/>
+                <w:noProof/>
+                <w:kern w:val="0"/>
+                <w:sz w:val="24"/>
+                <w:szCs w:val="24"/>
+                <w:lang w:eastAsia="pt-BR"/>
+              </w:rPr>
+              <w:drawing>
+                <wp:anchor distT="0" distB="0" distL="114300" distR="114300" simplePos="0" relativeHeight="251661312" behindDoc="1" locked="0" layoutInCell="1" allowOverlap="1" wp14:anchorId="29A77F9D" wp14:editId="54BBAF60">
+                  <wp:simplePos x="0" y="0"/>
+                  <wp:positionH relativeFrom="column">
+                    <wp:posOffset>0</wp:posOffset>
+                  </wp:positionH>
+                  <wp:positionV relativeFrom="paragraph">
+                    <wp:posOffset>541020</wp:posOffset>
+                  </wp:positionV>
+                  <wp:extent cx="5760085" cy="2743200"/>
+                  <wp:effectExtent l="0" t="0" r="0" b="0"/>
+                  <wp:wrapTight wrapText="bothSides">
+                    <wp:wrapPolygon edited="0">
+                      <wp:start x="0" y="0"/>
+                      <wp:lineTo x="0" y="21450"/>
+                      <wp:lineTo x="21502" y="21450"/>
+                      <wp:lineTo x="21502" y="0"/>
+                      <wp:lineTo x="0" y="0"/>
+                    </wp:wrapPolygon>
+                  </wp:wrapTight>
+                  <wp:docPr id="5" name="Imagem 5"/>
+                  <wp:cNvGraphicFramePr>
+                    <a:graphicFrameLocks xmlns:a="http://schemas.openxmlformats.org/drawingml/2006/main" noChangeAspect="1"/>
+                  </wp:cNvGraphicFramePr>
+                  <a:graphic xmlns:a="http://schemas.openxmlformats.org/drawingml/2006/main">
+                    <a:graphicData uri="http://schemas.openxmlformats.org/drawingml/2006/picture">
+                      <pic:pic xmlns:pic="http://schemas.openxmlformats.org/drawingml/2006/picture">
+                        <pic:nvPicPr>
+                          <pic:cNvPr id="5" name="use case.png"/>
+                          <pic:cNvPicPr/>
+                        </pic:nvPicPr>
+                        <pic:blipFill>
+                          <a:blip r:embed="rId10">
+                            <a:extLst>
+                              <a:ext uri="{28A0092B-C50C-407E-A947-70E740481C1C}">
+                                <a14:useLocalDpi xmlns:a14="http://schemas.microsoft.com/office/drawing/2010/main" val="0"/>
+                              </a:ext>
+                            </a:extLst>
+                          </a:blip>
+                          <a:stretch>
+                            <a:fillRect/>
+                          </a:stretch>
+                        </pic:blipFill>
+                        <pic:spPr>
+                          <a:xfrm>
+                            <a:off x="0" y="0"/>
+                            <a:ext cx="5760085" cy="2743200"/>
+                          </a:xfrm>
+                          <a:prstGeom prst="rect">
+                            <a:avLst/>
+                          </a:prstGeom>
+                        </pic:spPr>
+                      </pic:pic>
+                    </a:graphicData>
+                  </a:graphic>
+                </wp:anchor>
+              </w:drawing>
+            </w:r>
+          </w:p>
+        </w:tc>
+      </w:tr>
+      <w:tr>
+        <w:trPr>
+          <w:trHeight w:val="300"/>
+        </w:trPr>
+        <w:tc>
+          <w:tcPr>
+            <w:tcW w:w="9055" w:type="dxa"/>
+            <w:gridSpan w:val="5"/>
+            <w:tcBorders>
+              <w:top w:val="single" w:sz="6" w:space="0" w:color="auto"/>
+              <w:left w:val="single" w:sz="6" w:space="0" w:color="auto"/>
+              <w:bottom w:val="single" w:sz="6" w:space="0" w:color="auto"/>
+              <w:right w:val="single" w:sz="6" w:space="0" w:color="auto"/>
+            </w:tcBorders>
+            <w:shd w:val="clear" w:color="auto" w:fill="A6A6A6"/>
+            <w:hideMark/>
+          </w:tcPr>
+          <w:p>
+            <w:pPr>
+              <w:spacing w:after="0" w:line="240" w:lineRule="auto"/>
+              <w:jc w:val="center"/>
+              <w:textAlignment w:val="baseline"/>
+              <w:rPr>
+                <w:rFonts w:ascii="Segoe UI" w:eastAsia="Times New Roman" w:hAnsi="Segoe UI" w:cs="Segoe UI"/>
+                <w:kern w:val="0"/>
+                <w:sz w:val="18"/>
+                <w:szCs w:val="18"/>
+                <w:lang w:eastAsia="pt-BR"/>
+                <w14:ligatures w14:val="none"/>
+              </w:rPr>
+            </w:pPr>
+            <w:r>
+              <w:rPr>
+                <w:rFonts w:ascii="Arial" w:eastAsia="Times New Roman" w:hAnsi="Arial" w:cs="Arial"/>
+                <w:kern w:val="0"/>
+                <w:sz w:val="24"/>
+                <w:szCs w:val="24"/>
+                <w:lang w:eastAsia="pt-BR"/>
+                <w14:ligatures w14:val="none"/>
+              </w:rPr>
+              <w:t>TABELA DE FLUXOS NORMAIS E EXCEÇÕES </w:t>
+            </w:r>
+          </w:p>
+        </w:tc>
+      </w:tr>
+      <w:tr>
+        <w:trPr>
+          <w:trHeight w:val="300"/>
+        </w:trPr>
+        <w:tc>
+          <w:tcPr>
+            <w:tcW w:w="1027" w:type="dxa"/>
+            <w:tcBorders>
+              <w:top w:val="single" w:sz="6" w:space="0" w:color="auto"/>
+              <w:left w:val="single" w:sz="6" w:space="0" w:color="auto"/>
+              <w:bottom w:val="single" w:sz="6" w:space="0" w:color="auto"/>
+              <w:right w:val="single" w:sz="6" w:space="0" w:color="auto"/>
+            </w:tcBorders>
+            <w:shd w:val="clear" w:color="auto" w:fill="auto"/>
+            <w:hideMark/>
+          </w:tcPr>
+          <w:p>
+            <w:pPr>
+              <w:spacing w:after="0" w:line="240" w:lineRule="auto"/>
+              <w:jc w:val="center"/>
+              <w:textAlignment w:val="baseline"/>
+              <w:rPr>
+                <w:rFonts w:ascii="Segoe UI" w:eastAsia="Times New Roman" w:hAnsi="Segoe UI" w:cs="Segoe UI"/>
+                <w:kern w:val="0"/>
+                <w:sz w:val="18"/>
+                <w:szCs w:val="18"/>
+                <w:lang w:eastAsia="pt-BR"/>
+                <w14:ligatures w14:val="none"/>
+              </w:rPr>
+            </w:pPr>
+            <w:proofErr w:type="spellStart"/>
+            <w:r>
+              <w:rPr>
+                <w:rFonts w:ascii="Arial" w:eastAsia="Times New Roman" w:hAnsi="Arial" w:cs="Arial"/>
+                <w:kern w:val="0"/>
+                <w:sz w:val="24"/>
+                <w:szCs w:val="24"/>
+                <w:lang w:eastAsia="pt-BR"/>
+                <w14:ligatures w14:val="none"/>
+              </w:rPr>
+              <w:t>Cod</w:t>
+            </w:r>
+            <w:proofErr w:type="spellEnd"/>
+            <w:r>
+              <w:rPr>
+                <w:rFonts w:ascii="Arial" w:eastAsia="Times New Roman" w:hAnsi="Arial" w:cs="Arial"/>
+                <w:kern w:val="0"/>
+                <w:sz w:val="24"/>
+                <w:szCs w:val="24"/>
+                <w:lang w:eastAsia="pt-BR"/>
+                <w14:ligatures w14:val="none"/>
+              </w:rPr>
+              <w:t>. </w:t>
+            </w:r>
+          </w:p>
+        </w:tc>
+        <w:tc>
+          <w:tcPr>
+            <w:tcW w:w="2049" w:type="dxa"/>
+            <w:tcBorders>
+              <w:top w:val="single" w:sz="6" w:space="0" w:color="auto"/>
+              <w:left w:val="single" w:sz="6" w:space="0" w:color="auto"/>
+              <w:bottom w:val="single" w:sz="6" w:space="0" w:color="auto"/>
+              <w:right w:val="single" w:sz="6" w:space="0" w:color="auto"/>
+            </w:tcBorders>
+            <w:shd w:val="clear" w:color="auto" w:fill="auto"/>
+            <w:hideMark/>
+          </w:tcPr>
+          <w:p>
+            <w:pPr>
+              <w:spacing w:after="0" w:line="240" w:lineRule="auto"/>
+              <w:jc w:val="center"/>
+              <w:textAlignment w:val="baseline"/>
+              <w:rPr>
+                <w:rFonts w:ascii="Segoe UI" w:eastAsia="Times New Roman" w:hAnsi="Segoe UI" w:cs="Segoe UI"/>
+                <w:kern w:val="0"/>
+                <w:sz w:val="18"/>
+                <w:szCs w:val="18"/>
+                <w:lang w:eastAsia="pt-BR"/>
+                <w14:ligatures w14:val="none"/>
+              </w:rPr>
+            </w:pPr>
+            <w:r>
+              <w:rPr>
+                <w:rFonts w:ascii="Arial" w:eastAsia="Times New Roman" w:hAnsi="Arial" w:cs="Arial"/>
+                <w:kern w:val="0"/>
+                <w:sz w:val="24"/>
+                <w:szCs w:val="24"/>
+                <w:lang w:eastAsia="pt-BR"/>
+                <w14:ligatures w14:val="none"/>
+              </w:rPr>
+              <w:t>Relação </w:t>
+            </w:r>
+          </w:p>
+        </w:tc>
+        <w:tc>
+          <w:tcPr>
+            <w:tcW w:w="1968" w:type="dxa"/>
+            <w:tcBorders>
+              <w:top w:val="single" w:sz="6" w:space="0" w:color="auto"/>
+              <w:left w:val="single" w:sz="6" w:space="0" w:color="auto"/>
+              <w:bottom w:val="single" w:sz="6" w:space="0" w:color="auto"/>
+              <w:right w:val="single" w:sz="6" w:space="0" w:color="auto"/>
+            </w:tcBorders>
+            <w:shd w:val="clear" w:color="auto" w:fill="auto"/>
+            <w:hideMark/>
+          </w:tcPr>
+          <w:p>
+            <w:pPr>
+              <w:spacing w:after="0" w:line="240" w:lineRule="auto"/>
+              <w:jc w:val="center"/>
+              <w:textAlignment w:val="baseline"/>
+              <w:rPr>
+                <w:rFonts w:ascii="Segoe UI" w:eastAsia="Times New Roman" w:hAnsi="Segoe UI" w:cs="Segoe UI"/>
+                <w:kern w:val="0"/>
+                <w:sz w:val="18"/>
+                <w:szCs w:val="18"/>
+                <w:lang w:eastAsia="pt-BR"/>
+                <w14:ligatures w14:val="none"/>
+              </w:rPr>
+            </w:pPr>
+            <w:r>
+              <w:rPr>
+                <w:rFonts w:ascii="Arial" w:eastAsia="Times New Roman" w:hAnsi="Arial" w:cs="Arial"/>
+                <w:kern w:val="0"/>
+                <w:sz w:val="24"/>
+                <w:szCs w:val="24"/>
+                <w:lang w:eastAsia="pt-BR"/>
+                <w14:ligatures w14:val="none"/>
+              </w:rPr>
+              <w:t>Caso de Uso </w:t>
+            </w:r>
+          </w:p>
+        </w:tc>
+        <w:tc>
+          <w:tcPr>
+            <w:tcW w:w="2058" w:type="dxa"/>
+            <w:tcBorders>
+              <w:top w:val="single" w:sz="6" w:space="0" w:color="auto"/>
+              <w:left w:val="single" w:sz="6" w:space="0" w:color="auto"/>
+              <w:bottom w:val="single" w:sz="6" w:space="0" w:color="auto"/>
+              <w:right w:val="single" w:sz="6" w:space="0" w:color="auto"/>
+            </w:tcBorders>
+            <w:shd w:val="clear" w:color="auto" w:fill="auto"/>
+            <w:hideMark/>
+          </w:tcPr>
+          <w:p>
+            <w:pPr>
+              <w:spacing w:after="0" w:line="240" w:lineRule="auto"/>
+              <w:jc w:val="center"/>
+              <w:textAlignment w:val="baseline"/>
+              <w:rPr>
+                <w:rFonts w:ascii="Segoe UI" w:eastAsia="Times New Roman" w:hAnsi="Segoe UI" w:cs="Segoe UI"/>
+                <w:kern w:val="0"/>
+                <w:sz w:val="18"/>
+                <w:szCs w:val="18"/>
+                <w:lang w:eastAsia="pt-BR"/>
+                <w14:ligatures w14:val="none"/>
+              </w:rPr>
+            </w:pPr>
+            <w:r>
+              <w:rPr>
+                <w:rFonts w:ascii="Arial" w:eastAsia="Times New Roman" w:hAnsi="Arial" w:cs="Arial"/>
+                <w:kern w:val="0"/>
+                <w:sz w:val="24"/>
+                <w:szCs w:val="24"/>
+                <w:lang w:eastAsia="pt-BR"/>
+                <w14:ligatures w14:val="none"/>
+              </w:rPr>
+              <w:t>Fluxo Normal </w:t>
+            </w:r>
+          </w:p>
+        </w:tc>
+        <w:tc>
+          <w:tcPr>
+            <w:tcW w:w="1953" w:type="dxa"/>
+            <w:tcBorders>
+              <w:top w:val="single" w:sz="6" w:space="0" w:color="auto"/>
+              <w:left w:val="single" w:sz="6" w:space="0" w:color="auto"/>
+              <w:bottom w:val="single" w:sz="6" w:space="0" w:color="auto"/>
+              <w:right w:val="single" w:sz="6" w:space="0" w:color="auto"/>
+            </w:tcBorders>
+            <w:shd w:val="clear" w:color="auto" w:fill="auto"/>
+            <w:hideMark/>
+          </w:tcPr>
+          <w:p>
+            <w:pPr>
+              <w:spacing w:after="0" w:line="240" w:lineRule="auto"/>
+              <w:jc w:val="center"/>
+              <w:textAlignment w:val="baseline"/>
+              <w:rPr>
+                <w:rFonts w:ascii="Segoe UI" w:eastAsia="Times New Roman" w:hAnsi="Segoe UI" w:cs="Segoe UI"/>
+                <w:kern w:val="0"/>
+                <w:sz w:val="18"/>
+                <w:szCs w:val="18"/>
+                <w:lang w:eastAsia="pt-BR"/>
+                <w14:ligatures w14:val="none"/>
+              </w:rPr>
+            </w:pPr>
+            <w:r>
+              <w:rPr>
+                <w:rFonts w:ascii="Arial" w:eastAsia="Times New Roman" w:hAnsi="Arial" w:cs="Arial"/>
+                <w:kern w:val="0"/>
+                <w:sz w:val="24"/>
+                <w:szCs w:val="24"/>
+                <w:lang w:eastAsia="pt-BR"/>
+                <w14:ligatures w14:val="none"/>
+              </w:rPr>
+              <w:t>Exceções </w:t>
+            </w:r>
+          </w:p>
+        </w:tc>
+      </w:tr>
+      <w:tr>
+        <w:trPr>
+          <w:trHeight w:val="1485"/>
+        </w:trPr>
+        <w:tc>
+          <w:tcPr>
+            <w:tcW w:w="1027" w:type="dxa"/>
+            <w:tcBorders>
+              <w:top w:val="single" w:sz="6" w:space="0" w:color="auto"/>
+              <w:left w:val="single" w:sz="6" w:space="0" w:color="auto"/>
+              <w:bottom w:val="single" w:sz="6" w:space="0" w:color="auto"/>
+              <w:right w:val="single" w:sz="6" w:space="0" w:color="auto"/>
+            </w:tcBorders>
+            <w:shd w:val="clear" w:color="auto" w:fill="auto"/>
+            <w:vAlign w:val="center"/>
+            <w:hideMark/>
+          </w:tcPr>
+          <w:p>
+            <w:pPr>
+              <w:spacing w:after="0" w:line="240" w:lineRule="auto"/>
+              <w:jc w:val="center"/>
+              <w:textAlignment w:val="baseline"/>
+              <w:rPr>
+                <w:rFonts w:ascii="Segoe UI" w:eastAsia="Times New Roman" w:hAnsi="Segoe UI" w:cs="Segoe UI"/>
+                <w:kern w:val="0"/>
+                <w:sz w:val="18"/>
+                <w:szCs w:val="18"/>
+                <w:lang w:eastAsia="pt-BR"/>
+                <w14:ligatures w14:val="none"/>
+              </w:rPr>
+            </w:pPr>
+            <w:r>
+              <w:rPr>
+                <w:rFonts w:ascii="Arial" w:eastAsia="Times New Roman" w:hAnsi="Arial" w:cs="Arial"/>
+                <w:kern w:val="0"/>
+                <w:sz w:val="20"/>
+                <w:szCs w:val="20"/>
+                <w:lang w:eastAsia="pt-BR"/>
+                <w14:ligatures w14:val="none"/>
+              </w:rPr>
+              <w:t>UC-1 </w:t>
+            </w:r>
+          </w:p>
+        </w:tc>
+        <w:tc>
+          <w:tcPr>
+            <w:tcW w:w="2049" w:type="dxa"/>
+            <w:tcBorders>
+              <w:top w:val="single" w:sz="6" w:space="0" w:color="auto"/>
+              <w:left w:val="single" w:sz="6" w:space="0" w:color="auto"/>
+              <w:bottom w:val="single" w:sz="6" w:space="0" w:color="auto"/>
+              <w:right w:val="single" w:sz="6" w:space="0" w:color="auto"/>
+            </w:tcBorders>
+            <w:shd w:val="clear" w:color="auto" w:fill="auto"/>
+            <w:vAlign w:val="center"/>
+            <w:hideMark/>
+          </w:tcPr>
+          <w:p>
+            <w:pPr>
+              <w:spacing w:after="0" w:line="240" w:lineRule="auto"/>
+              <w:jc w:val="center"/>
+              <w:textAlignment w:val="baseline"/>
+              <w:rPr>
+                <w:rFonts w:ascii="Segoe UI" w:eastAsia="Times New Roman" w:hAnsi="Segoe UI" w:cs="Segoe UI"/>
+                <w:kern w:val="0"/>
+                <w:sz w:val="18"/>
+                <w:szCs w:val="18"/>
+                <w:lang w:eastAsia="pt-BR"/>
+                <w14:ligatures w14:val="none"/>
+              </w:rPr>
+            </w:pPr>
+            <w:r>
+              <w:rPr>
+                <w:rFonts w:ascii="Arial" w:eastAsia="Times New Roman" w:hAnsi="Arial" w:cs="Arial"/>
+                <w:kern w:val="0"/>
+                <w:sz w:val="20"/>
+                <w:szCs w:val="20"/>
+                <w:lang w:eastAsia="pt-BR"/>
+                <w14:ligatures w14:val="none"/>
+              </w:rPr>
+              <w:t>--- </w:t>
+            </w:r>
+          </w:p>
+        </w:tc>
+        <w:tc>
+          <w:tcPr>
+            <w:tcW w:w="1968" w:type="dxa"/>
+            <w:tcBorders>
+              <w:top w:val="single" w:sz="6" w:space="0" w:color="auto"/>
+              <w:left w:val="single" w:sz="6" w:space="0" w:color="auto"/>
+              <w:bottom w:val="single" w:sz="6" w:space="0" w:color="auto"/>
+              <w:right w:val="single" w:sz="6" w:space="0" w:color="auto"/>
+            </w:tcBorders>
+            <w:shd w:val="clear" w:color="auto" w:fill="auto"/>
+            <w:vAlign w:val="center"/>
+            <w:hideMark/>
+          </w:tcPr>
+          <w:p>
+            <w:pPr>
+              <w:spacing w:after="0" w:line="240" w:lineRule="auto"/>
+              <w:jc w:val="center"/>
+              <w:textAlignment w:val="baseline"/>
+              <w:rPr>
+                <w:rFonts w:ascii="Segoe UI" w:eastAsia="Times New Roman" w:hAnsi="Segoe UI" w:cs="Segoe UI"/>
+                <w:kern w:val="0"/>
+                <w:sz w:val="18"/>
+                <w:szCs w:val="18"/>
+                <w:lang w:eastAsia="pt-BR"/>
+                <w14:ligatures w14:val="none"/>
+              </w:rPr>
+            </w:pPr>
+            <w:r>
+              <w:rPr>
+                <w:rFonts w:ascii="Arial" w:eastAsia="Times New Roman" w:hAnsi="Arial" w:cs="Arial"/>
+                <w:kern w:val="0"/>
+                <w:sz w:val="20"/>
+                <w:szCs w:val="20"/>
+                <w:lang w:eastAsia="pt-BR"/>
+                <w14:ligatures w14:val="none"/>
+              </w:rPr>
+              <w:t>Fazer cadastro</w:t>
+            </w:r>
+            <w:r>
+              <w:rPr>
+                <w:rFonts w:ascii="Arial" w:eastAsia="Times New Roman" w:hAnsi="Arial" w:cs="Arial"/>
+                <w:kern w:val="0"/>
+                <w:sz w:val="20"/>
+                <w:szCs w:val="20"/>
+                <w:lang w:eastAsia="pt-BR"/>
+                <w14:ligatures w14:val="none"/>
+              </w:rPr>
+              <w:t> </w:t>
+            </w:r>
+          </w:p>
+        </w:tc>
+        <w:tc>
+          <w:tcPr>
+            <w:tcW w:w="2058" w:type="dxa"/>
+            <w:tcBorders>
+              <w:top w:val="single" w:sz="6" w:space="0" w:color="auto"/>
+              <w:left w:val="single" w:sz="6" w:space="0" w:color="auto"/>
+              <w:bottom w:val="single" w:sz="6" w:space="0" w:color="auto"/>
+              <w:right w:val="single" w:sz="6" w:space="0" w:color="auto"/>
+            </w:tcBorders>
+            <w:shd w:val="clear" w:color="auto" w:fill="auto"/>
+            <w:vAlign w:val="center"/>
+            <w:hideMark/>
+          </w:tcPr>
+          <w:p>
+            <w:pPr>
+              <w:spacing w:after="0" w:line="240" w:lineRule="auto"/>
+              <w:jc w:val="center"/>
+              <w:textAlignment w:val="baseline"/>
+              <w:rPr>
+                <w:rFonts w:ascii="Segoe UI" w:eastAsia="Times New Roman" w:hAnsi="Segoe UI" w:cs="Segoe UI"/>
+                <w:kern w:val="0"/>
+                <w:sz w:val="18"/>
+                <w:szCs w:val="18"/>
+                <w:lang w:eastAsia="pt-BR"/>
+                <w14:ligatures w14:val="none"/>
+              </w:rPr>
+            </w:pPr>
+            <w:r>
+              <w:rPr>
+                <w:rFonts w:ascii="Arial" w:eastAsia="Times New Roman" w:hAnsi="Arial" w:cs="Arial"/>
+                <w:kern w:val="0"/>
+                <w:sz w:val="20"/>
+                <w:szCs w:val="20"/>
+                <w:lang w:eastAsia="pt-BR"/>
+                <w14:ligatures w14:val="none"/>
+              </w:rPr>
+              <w:t>Aluno</w:t>
+            </w:r>
+            <w:r>
+              <w:rPr>
+                <w:rFonts w:ascii="Arial" w:eastAsia="Times New Roman" w:hAnsi="Arial" w:cs="Arial"/>
+                <w:kern w:val="0"/>
+                <w:sz w:val="20"/>
+                <w:szCs w:val="20"/>
+                <w:lang w:eastAsia="pt-BR"/>
+                <w14:ligatures w14:val="none"/>
+              </w:rPr>
+              <w:t xml:space="preserve"> entra com os dados a serem cadastrados </w:t>
+            </w:r>
+          </w:p>
+        </w:tc>
+        <w:tc>
+          <w:tcPr>
+            <w:tcW w:w="1953" w:type="dxa"/>
+            <w:tcBorders>
+              <w:top w:val="single" w:sz="6" w:space="0" w:color="auto"/>
+              <w:left w:val="single" w:sz="6" w:space="0" w:color="auto"/>
+              <w:bottom w:val="single" w:sz="6" w:space="0" w:color="auto"/>
+              <w:right w:val="single" w:sz="6" w:space="0" w:color="auto"/>
+            </w:tcBorders>
+            <w:shd w:val="clear" w:color="auto" w:fill="auto"/>
+            <w:vAlign w:val="center"/>
+            <w:hideMark/>
+          </w:tcPr>
+          <w:p>
+            <w:pPr>
+              <w:spacing w:after="0" w:line="240" w:lineRule="auto"/>
+              <w:jc w:val="center"/>
+              <w:textAlignment w:val="baseline"/>
+              <w:rPr>
+                <w:rFonts w:ascii="Segoe UI" w:eastAsia="Times New Roman" w:hAnsi="Segoe UI" w:cs="Segoe UI"/>
+                <w:kern w:val="0"/>
+                <w:sz w:val="18"/>
+                <w:szCs w:val="18"/>
+                <w:lang w:eastAsia="pt-BR"/>
+                <w14:ligatures w14:val="none"/>
+              </w:rPr>
+            </w:pPr>
+            <w:r>
+              <w:rPr>
+                <w:rFonts w:ascii="Arial" w:eastAsia="Times New Roman" w:hAnsi="Arial" w:cs="Arial"/>
+                <w:kern w:val="0"/>
+                <w:sz w:val="20"/>
+                <w:szCs w:val="20"/>
+                <w:lang w:eastAsia="pt-BR"/>
+                <w14:ligatures w14:val="none"/>
+              </w:rPr>
+              <w:t>E1. Usuário já cadastrado no sistema </w:t>
+            </w:r>
+          </w:p>
+        </w:tc>
+      </w:tr>
+      <w:tr>
+        <w:trPr>
+          <w:trHeight w:val="300"/>
+        </w:trPr>
+        <w:tc>
+          <w:tcPr>
+            <w:tcW w:w="1027" w:type="dxa"/>
+            <w:tcBorders>
+              <w:top w:val="single" w:sz="6" w:space="0" w:color="auto"/>
+              <w:left w:val="single" w:sz="6" w:space="0" w:color="auto"/>
+              <w:bottom w:val="single" w:sz="6" w:space="0" w:color="auto"/>
+              <w:right w:val="single" w:sz="6" w:space="0" w:color="auto"/>
+            </w:tcBorders>
+            <w:shd w:val="clear" w:color="auto" w:fill="auto"/>
+            <w:vAlign w:val="center"/>
+            <w:hideMark/>
+          </w:tcPr>
+          <w:p>
+            <w:pPr>
+              <w:spacing w:after="0" w:line="240" w:lineRule="auto"/>
+              <w:jc w:val="center"/>
+              <w:textAlignment w:val="baseline"/>
+              <w:rPr>
+                <w:rFonts w:ascii="Segoe UI" w:eastAsia="Times New Roman" w:hAnsi="Segoe UI" w:cs="Segoe UI"/>
+                <w:kern w:val="0"/>
+                <w:sz w:val="18"/>
+                <w:szCs w:val="18"/>
+                <w:lang w:eastAsia="pt-BR"/>
+                <w14:ligatures w14:val="none"/>
+              </w:rPr>
+            </w:pPr>
+            <w:r>
+              <w:rPr>
+                <w:rFonts w:ascii="Arial" w:eastAsia="Times New Roman" w:hAnsi="Arial" w:cs="Arial"/>
+                <w:kern w:val="0"/>
+                <w:sz w:val="20"/>
+                <w:szCs w:val="20"/>
+                <w:lang w:eastAsia="pt-BR"/>
+                <w14:ligatures w14:val="none"/>
+              </w:rPr>
+              <w:t>UC-2 </w:t>
+            </w:r>
+          </w:p>
+        </w:tc>
+        <w:tc>
+          <w:tcPr>
+            <w:tcW w:w="2049" w:type="dxa"/>
+            <w:tcBorders>
+              <w:top w:val="single" w:sz="6" w:space="0" w:color="auto"/>
+              <w:left w:val="single" w:sz="6" w:space="0" w:color="auto"/>
+              <w:bottom w:val="single" w:sz="6" w:space="0" w:color="auto"/>
+              <w:right w:val="single" w:sz="6" w:space="0" w:color="auto"/>
+            </w:tcBorders>
+            <w:shd w:val="clear" w:color="auto" w:fill="auto"/>
+            <w:vAlign w:val="center"/>
+            <w:hideMark/>
+          </w:tcPr>
+          <w:p>
+            <w:pPr>
+              <w:spacing w:after="0" w:line="240" w:lineRule="auto"/>
+              <w:jc w:val="center"/>
+              <w:textAlignment w:val="baseline"/>
+              <w:rPr>
+                <w:rFonts w:ascii="Segoe UI" w:eastAsia="Times New Roman" w:hAnsi="Segoe UI" w:cs="Segoe UI"/>
+                <w:kern w:val="0"/>
+                <w:sz w:val="18"/>
+                <w:szCs w:val="18"/>
+                <w:lang w:eastAsia="pt-BR"/>
+                <w14:ligatures w14:val="none"/>
+              </w:rPr>
+            </w:pPr>
+            <w:r>
+              <w:rPr>
+                <w:rFonts w:ascii="Arial" w:eastAsia="Times New Roman" w:hAnsi="Arial" w:cs="Arial"/>
+                <w:kern w:val="0"/>
+                <w:sz w:val="20"/>
+                <w:szCs w:val="20"/>
+                <w:lang w:eastAsia="pt-BR"/>
+                <w14:ligatures w14:val="none"/>
+              </w:rPr>
+              <w:t>&lt;&lt;</w:t>
+            </w:r>
+            <w:r>
+              <w:rPr>
+                <w:rFonts w:ascii="Arial" w:eastAsia="Times New Roman" w:hAnsi="Arial" w:cs="Arial"/>
+                <w:kern w:val="0"/>
+                <w:sz w:val="20"/>
+                <w:szCs w:val="20"/>
+                <w:lang w:eastAsia="pt-BR"/>
+                <w14:ligatures w14:val="none"/>
+              </w:rPr>
+              <w:t>include</w:t>
+            </w:r>
+            <w:r>
+              <w:rPr>
+                <w:rFonts w:ascii="Arial" w:eastAsia="Times New Roman" w:hAnsi="Arial" w:cs="Arial"/>
+                <w:kern w:val="0"/>
+                <w:sz w:val="20"/>
+                <w:szCs w:val="20"/>
+                <w:lang w:eastAsia="pt-BR"/>
+                <w14:ligatures w14:val="none"/>
+              </w:rPr>
+              <w:t>&gt;&gt; </w:t>
+            </w:r>
+            <w:bookmarkStart w:id="0" w:name="_GoBack"/>
+            <w:bookmarkEnd w:id="0"/>
+          </w:p>
+        </w:tc>
+        <w:tc>
+          <w:tcPr>
+            <w:tcW w:w="1968" w:type="dxa"/>
+            <w:tcBorders>
+              <w:top w:val="single" w:sz="6" w:space="0" w:color="auto"/>
+              <w:left w:val="single" w:sz="6" w:space="0" w:color="auto"/>
+              <w:bottom w:val="single" w:sz="6" w:space="0" w:color="auto"/>
+              <w:right w:val="single" w:sz="6" w:space="0" w:color="auto"/>
+            </w:tcBorders>
+            <w:shd w:val="clear" w:color="auto" w:fill="auto"/>
+            <w:vAlign w:val="center"/>
+            <w:hideMark/>
+          </w:tcPr>
+          <w:p>
+            <w:pPr>
+              <w:spacing w:after="0" w:line="240" w:lineRule="auto"/>
+              <w:jc w:val="center"/>
+              <w:textAlignment w:val="baseline"/>
+              <w:rPr>
+                <w:rFonts w:ascii="Segoe UI" w:eastAsia="Times New Roman" w:hAnsi="Segoe UI" w:cs="Segoe UI"/>
+                <w:kern w:val="0"/>
+                <w:sz w:val="18"/>
+                <w:szCs w:val="18"/>
+                <w:lang w:eastAsia="pt-BR"/>
+                <w14:ligatures w14:val="none"/>
+              </w:rPr>
+            </w:pPr>
+            <w:r>
+              <w:rPr>
+                <w:rFonts w:ascii="Arial" w:eastAsia="Times New Roman" w:hAnsi="Arial" w:cs="Arial"/>
+                <w:kern w:val="0"/>
+                <w:sz w:val="20"/>
+                <w:szCs w:val="20"/>
+                <w:lang w:eastAsia="pt-BR"/>
+                <w14:ligatures w14:val="none"/>
+              </w:rPr>
+              <w:t>Fazer login</w:t>
+            </w:r>
+            <w:r>
+              <w:rPr>
+                <w:rFonts w:ascii="Arial" w:eastAsia="Times New Roman" w:hAnsi="Arial" w:cs="Arial"/>
+                <w:kern w:val="0"/>
+                <w:sz w:val="20"/>
+                <w:szCs w:val="20"/>
+                <w:lang w:eastAsia="pt-BR"/>
+                <w14:ligatures w14:val="none"/>
+              </w:rPr>
+              <w:t> </w:t>
+            </w:r>
+          </w:p>
+        </w:tc>
+        <w:tc>
+          <w:tcPr>
+            <w:tcW w:w="2058" w:type="dxa"/>
+            <w:tcBorders>
+              <w:top w:val="single" w:sz="6" w:space="0" w:color="auto"/>
+              <w:left w:val="single" w:sz="6" w:space="0" w:color="auto"/>
+              <w:bottom w:val="single" w:sz="6" w:space="0" w:color="auto"/>
+              <w:right w:val="single" w:sz="6" w:space="0" w:color="auto"/>
+            </w:tcBorders>
+            <w:shd w:val="clear" w:color="auto" w:fill="auto"/>
+            <w:vAlign w:val="center"/>
+            <w:hideMark/>
+          </w:tcPr>
+          <w:p>
+            <w:pPr>
+              <w:spacing w:after="0" w:line="240" w:lineRule="auto"/>
+              <w:jc w:val="center"/>
+              <w:textAlignment w:val="baseline"/>
+              <w:rPr>
+                <w:rFonts w:ascii="Segoe UI" w:eastAsia="Times New Roman" w:hAnsi="Segoe UI" w:cs="Segoe UI"/>
+                <w:kern w:val="0"/>
+                <w:sz w:val="18"/>
+                <w:szCs w:val="18"/>
+                <w:lang w:eastAsia="pt-BR"/>
+                <w14:ligatures w14:val="none"/>
+              </w:rPr>
+            </w:pPr>
+            <w:r>
+              <w:rPr>
+                <w:rFonts w:ascii="Arial" w:eastAsia="Times New Roman" w:hAnsi="Arial" w:cs="Arial"/>
+                <w:kern w:val="0"/>
+                <w:sz w:val="20"/>
+                <w:szCs w:val="20"/>
+                <w:lang w:eastAsia="pt-BR"/>
+                <w14:ligatures w14:val="none"/>
+              </w:rPr>
+              <w:t>Aluno</w:t>
+            </w:r>
+            <w:r>
+              <w:rPr>
+                <w:rFonts w:ascii="Arial" w:eastAsia="Times New Roman" w:hAnsi="Arial" w:cs="Arial"/>
+                <w:kern w:val="0"/>
+                <w:sz w:val="20"/>
+                <w:szCs w:val="20"/>
+                <w:lang w:eastAsia="pt-BR"/>
+                <w14:ligatures w14:val="none"/>
+              </w:rPr>
+              <w:t xml:space="preserve"> </w:t>
+            </w:r>
+            <w:r>
+              <w:rPr>
+                <w:rFonts w:ascii="Arial" w:eastAsia="Times New Roman" w:hAnsi="Arial" w:cs="Arial"/>
+                <w:kern w:val="0"/>
+                <w:sz w:val="20"/>
+                <w:szCs w:val="20"/>
+                <w:lang w:eastAsia="pt-BR"/>
+                <w14:ligatures w14:val="none"/>
+              </w:rPr>
+              <w:t>efetua login com seus dados</w:t>
+            </w:r>
+            <w:r>
+              <w:rPr>
+                <w:rFonts w:ascii="Arial" w:eastAsia="Times New Roman" w:hAnsi="Arial" w:cs="Arial"/>
+                <w:kern w:val="0"/>
+                <w:sz w:val="20"/>
+                <w:szCs w:val="20"/>
+                <w:lang w:eastAsia="pt-BR"/>
+                <w14:ligatures w14:val="none"/>
+              </w:rPr>
+              <w:t> </w:t>
+            </w:r>
+          </w:p>
+        </w:tc>
+        <w:tc>
+          <w:tcPr>
+            <w:tcW w:w="1953" w:type="dxa"/>
+            <w:tcBorders>
+              <w:top w:val="single" w:sz="6" w:space="0" w:color="auto"/>
+              <w:left w:val="single" w:sz="6" w:space="0" w:color="auto"/>
+              <w:bottom w:val="single" w:sz="6" w:space="0" w:color="auto"/>
+              <w:right w:val="single" w:sz="6" w:space="0" w:color="auto"/>
+            </w:tcBorders>
+            <w:shd w:val="clear" w:color="auto" w:fill="auto"/>
+            <w:vAlign w:val="center"/>
+            <w:hideMark/>
+          </w:tcPr>
+          <w:p>
+            <w:pPr>
+              <w:spacing w:after="0" w:line="240" w:lineRule="auto"/>
+              <w:jc w:val="center"/>
+              <w:textAlignment w:val="baseline"/>
+              <w:rPr>
+                <w:rFonts w:ascii="Segoe UI" w:eastAsia="Times New Roman" w:hAnsi="Segoe UI" w:cs="Segoe UI"/>
+                <w:kern w:val="0"/>
+                <w:sz w:val="18"/>
+                <w:szCs w:val="18"/>
+                <w:lang w:eastAsia="pt-BR"/>
+                <w14:ligatures w14:val="none"/>
+              </w:rPr>
+            </w:pPr>
+            <w:r>
+              <w:rPr>
+                <w:rFonts w:ascii="Arial" w:eastAsia="Times New Roman" w:hAnsi="Arial" w:cs="Arial"/>
+                <w:kern w:val="0"/>
+                <w:sz w:val="20"/>
+                <w:szCs w:val="20"/>
+                <w:lang w:eastAsia="pt-BR"/>
+                <w14:ligatures w14:val="none"/>
+              </w:rPr>
+              <w:t>---- </w:t>
+            </w:r>
+          </w:p>
+        </w:tc>
+      </w:tr>
+      <w:tr>
+        <w:trPr>
+          <w:trHeight w:val="300"/>
+        </w:trPr>
+        <w:tc>
+          <w:tcPr>
+            <w:tcW w:w="1027" w:type="dxa"/>
+            <w:tcBorders>
+              <w:top w:val="single" w:sz="6" w:space="0" w:color="auto"/>
+              <w:left w:val="single" w:sz="6" w:space="0" w:color="auto"/>
+              <w:bottom w:val="single" w:sz="6" w:space="0" w:color="auto"/>
+              <w:right w:val="single" w:sz="6" w:space="0" w:color="auto"/>
+            </w:tcBorders>
+            <w:shd w:val="clear" w:color="auto" w:fill="auto"/>
+            <w:vAlign w:val="center"/>
+            <w:hideMark/>
+          </w:tcPr>
+          <w:p>
+            <w:pPr>
+              <w:spacing w:after="0" w:line="240" w:lineRule="auto"/>
+              <w:jc w:val="center"/>
+              <w:textAlignment w:val="baseline"/>
+              <w:rPr>
+                <w:rFonts w:ascii="Segoe UI" w:eastAsia="Times New Roman" w:hAnsi="Segoe UI" w:cs="Segoe UI"/>
+                <w:kern w:val="0"/>
+                <w:sz w:val="18"/>
+                <w:szCs w:val="18"/>
+                <w:lang w:eastAsia="pt-BR"/>
+                <w14:ligatures w14:val="none"/>
+              </w:rPr>
+            </w:pPr>
+            <w:r>
+              <w:rPr>
+                <w:rFonts w:ascii="Arial" w:eastAsia="Times New Roman" w:hAnsi="Arial" w:cs="Arial"/>
+                <w:kern w:val="0"/>
+                <w:sz w:val="20"/>
+                <w:szCs w:val="20"/>
+                <w:lang w:eastAsia="pt-BR"/>
+                <w14:ligatures w14:val="none"/>
+              </w:rPr>
+              <w:t>UC-3</w:t>
+            </w:r>
+          </w:p>
+        </w:tc>
+        <w:tc>
+          <w:tcPr>
+            <w:tcW w:w="2049" w:type="dxa"/>
+            <w:tcBorders>
+              <w:top w:val="single" w:sz="6" w:space="0" w:color="auto"/>
+              <w:left w:val="single" w:sz="6" w:space="0" w:color="auto"/>
+              <w:bottom w:val="single" w:sz="6" w:space="0" w:color="auto"/>
+              <w:right w:val="single" w:sz="6" w:space="0" w:color="auto"/>
+            </w:tcBorders>
+            <w:shd w:val="clear" w:color="auto" w:fill="auto"/>
+            <w:vAlign w:val="center"/>
+            <w:hideMark/>
+          </w:tcPr>
+          <w:p>
+            <w:pPr>
+              <w:spacing w:after="0" w:line="240" w:lineRule="auto"/>
+              <w:jc w:val="center"/>
+              <w:textAlignment w:val="baseline"/>
+              <w:rPr>
+                <w:rFonts w:ascii="Segoe UI" w:eastAsia="Times New Roman" w:hAnsi="Segoe UI" w:cs="Segoe UI"/>
+                <w:kern w:val="0"/>
+                <w:sz w:val="18"/>
+                <w:szCs w:val="18"/>
+                <w:lang w:eastAsia="pt-BR"/>
+                <w14:ligatures w14:val="none"/>
+              </w:rPr>
+            </w:pPr>
+            <w:r>
+              <w:rPr>
+                <w:rFonts w:ascii="Arial" w:eastAsia="Times New Roman" w:hAnsi="Arial" w:cs="Arial"/>
+                <w:kern w:val="0"/>
+                <w:sz w:val="20"/>
+                <w:szCs w:val="20"/>
+                <w:lang w:eastAsia="pt-BR"/>
+                <w14:ligatures w14:val="none"/>
+              </w:rPr>
+              <w:t>&lt;&lt;</w:t>
+            </w:r>
+            <w:proofErr w:type="spellStart"/>
+            <w:r>
+              <w:rPr>
+                <w:rFonts w:ascii="Arial" w:eastAsia="Times New Roman" w:hAnsi="Arial" w:cs="Arial"/>
+                <w:kern w:val="0"/>
+                <w:sz w:val="20"/>
+                <w:szCs w:val="20"/>
+                <w:lang w:eastAsia="pt-BR"/>
+                <w14:ligatures w14:val="none"/>
+              </w:rPr>
+              <w:t>extend</w:t>
+            </w:r>
+            <w:proofErr w:type="spellEnd"/>
+            <w:r>
+              <w:rPr>
+                <w:rFonts w:ascii="Arial" w:eastAsia="Times New Roman" w:hAnsi="Arial" w:cs="Arial"/>
+                <w:kern w:val="0"/>
+                <w:sz w:val="20"/>
+                <w:szCs w:val="20"/>
+                <w:lang w:eastAsia="pt-BR"/>
+                <w14:ligatures w14:val="none"/>
+              </w:rPr>
+              <w:t>&gt;&gt; </w:t>
+            </w:r>
+          </w:p>
+        </w:tc>
+        <w:tc>
+          <w:tcPr>
+            <w:tcW w:w="1968" w:type="dxa"/>
+            <w:tcBorders>
+              <w:top w:val="single" w:sz="6" w:space="0" w:color="auto"/>
+              <w:left w:val="single" w:sz="6" w:space="0" w:color="auto"/>
+              <w:bottom w:val="single" w:sz="6" w:space="0" w:color="auto"/>
+              <w:right w:val="single" w:sz="6" w:space="0" w:color="auto"/>
+            </w:tcBorders>
+            <w:shd w:val="clear" w:color="auto" w:fill="auto"/>
+            <w:vAlign w:val="center"/>
+            <w:hideMark/>
+          </w:tcPr>
+          <w:p>
+            <w:pPr>
+              <w:spacing w:after="0" w:line="240" w:lineRule="auto"/>
+              <w:jc w:val="center"/>
+              <w:textAlignment w:val="baseline"/>
+              <w:rPr>
+                <w:rFonts w:ascii="Segoe UI" w:eastAsia="Times New Roman" w:hAnsi="Segoe UI" w:cs="Segoe UI"/>
+                <w:kern w:val="0"/>
+                <w:sz w:val="18"/>
+                <w:szCs w:val="18"/>
+                <w:lang w:eastAsia="pt-BR"/>
+                <w14:ligatures w14:val="none"/>
+              </w:rPr>
+            </w:pPr>
+            <w:r>
+              <w:rPr>
+                <w:rFonts w:ascii="Arial" w:eastAsia="Times New Roman" w:hAnsi="Arial" w:cs="Arial"/>
+                <w:kern w:val="0"/>
+                <w:sz w:val="20"/>
+                <w:szCs w:val="20"/>
+                <w:lang w:eastAsia="pt-BR"/>
+                <w14:ligatures w14:val="none"/>
+              </w:rPr>
+              <w:t>Alterar senha</w:t>
+            </w:r>
+            <w:r>
+              <w:rPr>
+                <w:rFonts w:ascii="Arial" w:eastAsia="Times New Roman" w:hAnsi="Arial" w:cs="Arial"/>
+                <w:kern w:val="0"/>
+                <w:sz w:val="20"/>
+                <w:szCs w:val="20"/>
+                <w:lang w:eastAsia="pt-BR"/>
+                <w14:ligatures w14:val="none"/>
+              </w:rPr>
+              <w:t> </w:t>
+            </w:r>
+          </w:p>
+        </w:tc>
+        <w:tc>
+          <w:tcPr>
+            <w:tcW w:w="2058" w:type="dxa"/>
+            <w:tcBorders>
+              <w:top w:val="single" w:sz="6" w:space="0" w:color="auto"/>
+              <w:left w:val="single" w:sz="6" w:space="0" w:color="auto"/>
+              <w:bottom w:val="single" w:sz="6" w:space="0" w:color="auto"/>
+              <w:right w:val="single" w:sz="6" w:space="0" w:color="auto"/>
+            </w:tcBorders>
+            <w:shd w:val="clear" w:color="auto" w:fill="auto"/>
+            <w:vAlign w:val="center"/>
+            <w:hideMark/>
+          </w:tcPr>
+          <w:p>
+            <w:pPr>
+              <w:spacing w:after="0" w:line="240" w:lineRule="auto"/>
+              <w:jc w:val="center"/>
+              <w:textAlignment w:val="baseline"/>
+              <w:rPr>
+                <w:rFonts w:ascii="Segoe UI" w:eastAsia="Times New Roman" w:hAnsi="Segoe UI" w:cs="Segoe UI"/>
+                <w:kern w:val="0"/>
+                <w:sz w:val="18"/>
+                <w:szCs w:val="18"/>
+                <w:lang w:eastAsia="pt-BR"/>
+                <w14:ligatures w14:val="none"/>
+              </w:rPr>
+            </w:pPr>
+            <w:r>
+              <w:rPr>
+                <w:rFonts w:ascii="Arial" w:eastAsia="Times New Roman" w:hAnsi="Arial" w:cs="Arial"/>
+                <w:kern w:val="0"/>
+                <w:sz w:val="20"/>
+                <w:szCs w:val="20"/>
+                <w:lang w:eastAsia="pt-BR"/>
+                <w14:ligatures w14:val="none"/>
+              </w:rPr>
+              <w:t>Aluno</w:t>
+            </w:r>
+            <w:r>
+              <w:rPr>
+                <w:rFonts w:ascii="Arial" w:eastAsia="Times New Roman" w:hAnsi="Arial" w:cs="Arial"/>
+                <w:kern w:val="0"/>
+                <w:sz w:val="20"/>
+                <w:szCs w:val="20"/>
+                <w:lang w:eastAsia="pt-BR"/>
+                <w14:ligatures w14:val="none"/>
+              </w:rPr>
+              <w:t xml:space="preserve"> </w:t>
+            </w:r>
+            <w:r>
+              <w:rPr>
+                <w:rFonts w:ascii="Arial" w:eastAsia="Times New Roman" w:hAnsi="Arial" w:cs="Arial"/>
+                <w:kern w:val="0"/>
+                <w:sz w:val="20"/>
+                <w:szCs w:val="20"/>
+                <w:lang w:eastAsia="pt-BR"/>
+                <w14:ligatures w14:val="none"/>
+              </w:rPr>
+              <w:t>altera sua senha</w:t>
+            </w:r>
+          </w:p>
+        </w:tc>
+        <w:tc>
+          <w:tcPr>
+            <w:tcW w:w="1953" w:type="dxa"/>
+            <w:tcBorders>
+              <w:top w:val="single" w:sz="6" w:space="0" w:color="auto"/>
+              <w:left w:val="single" w:sz="6" w:space="0" w:color="auto"/>
+              <w:bottom w:val="single" w:sz="6" w:space="0" w:color="auto"/>
+              <w:right w:val="single" w:sz="6" w:space="0" w:color="auto"/>
+            </w:tcBorders>
+            <w:shd w:val="clear" w:color="auto" w:fill="auto"/>
+            <w:vAlign w:val="center"/>
+            <w:hideMark/>
+          </w:tcPr>
+          <w:p>
+            <w:pPr>
+              <w:spacing w:after="0" w:line="240" w:lineRule="auto"/>
+              <w:jc w:val="center"/>
+              <w:textAlignment w:val="baseline"/>
+              <w:rPr>
+                <w:rFonts w:ascii="Segoe UI" w:eastAsia="Times New Roman" w:hAnsi="Segoe UI" w:cs="Segoe UI"/>
+                <w:kern w:val="0"/>
+                <w:sz w:val="18"/>
+                <w:szCs w:val="18"/>
+                <w:lang w:eastAsia="pt-BR"/>
+                <w14:ligatures w14:val="none"/>
+              </w:rPr>
+            </w:pPr>
+            <w:r>
+              <w:rPr>
+                <w:rFonts w:ascii="Arial" w:eastAsia="Times New Roman" w:hAnsi="Arial" w:cs="Arial"/>
+                <w:kern w:val="0"/>
+                <w:sz w:val="20"/>
+                <w:szCs w:val="20"/>
+                <w:lang w:eastAsia="pt-BR"/>
+                <w14:ligatures w14:val="none"/>
+              </w:rPr>
+              <w:t> </w:t>
+            </w:r>
+            <w:r>
+              <w:rPr>
+                <w:rFonts w:ascii="Arial" w:eastAsia="Times New Roman" w:hAnsi="Arial" w:cs="Arial"/>
+                <w:kern w:val="0"/>
+                <w:sz w:val="20"/>
+                <w:szCs w:val="20"/>
+                <w:lang w:eastAsia="pt-BR"/>
+                <w14:ligatures w14:val="none"/>
+              </w:rPr>
+              <w:t>---- </w:t>
+            </w:r>
+          </w:p>
+        </w:tc>
+      </w:tr>
+      <w:tr>
+        <w:trPr>
+          <w:trHeight w:val="300"/>
+        </w:trPr>
+        <w:tc>
+          <w:tcPr>
+            <w:tcW w:w="1027" w:type="dxa"/>
+            <w:tcBorders>
+              <w:top w:val="single" w:sz="6" w:space="0" w:color="auto"/>
+              <w:left w:val="single" w:sz="6" w:space="0" w:color="auto"/>
+              <w:bottom w:val="single" w:sz="6" w:space="0" w:color="auto"/>
+              <w:right w:val="single" w:sz="6" w:space="0" w:color="auto"/>
+            </w:tcBorders>
+            <w:shd w:val="clear" w:color="auto" w:fill="auto"/>
+            <w:vAlign w:val="center"/>
+            <w:hideMark/>
+          </w:tcPr>
+          <w:p>
+            <w:pPr>
+              <w:spacing w:after="0" w:line="240" w:lineRule="auto"/>
+              <w:jc w:val="center"/>
+              <w:textAlignment w:val="baseline"/>
+              <w:rPr>
+                <w:rFonts w:ascii="Segoe UI" w:eastAsia="Times New Roman" w:hAnsi="Segoe UI" w:cs="Segoe UI"/>
+                <w:kern w:val="0"/>
+                <w:sz w:val="18"/>
+                <w:szCs w:val="18"/>
+                <w:lang w:eastAsia="pt-BR"/>
+                <w14:ligatures w14:val="none"/>
+              </w:rPr>
+            </w:pPr>
+            <w:r>
+              <w:rPr>
+                <w:rFonts w:ascii="Arial" w:eastAsia="Times New Roman" w:hAnsi="Arial" w:cs="Arial"/>
+                <w:kern w:val="0"/>
+                <w:sz w:val="20"/>
+                <w:szCs w:val="20"/>
+                <w:lang w:eastAsia="pt-BR"/>
+                <w14:ligatures w14:val="none"/>
+              </w:rPr>
+              <w:t>UC-</w:t>
+            </w:r>
+            <w:r>
+              <w:rPr>
+                <w:rFonts w:ascii="Arial" w:eastAsia="Times New Roman" w:hAnsi="Arial" w:cs="Arial"/>
+                <w:kern w:val="0"/>
+                <w:sz w:val="20"/>
+                <w:szCs w:val="20"/>
+                <w:lang w:eastAsia="pt-BR"/>
+                <w14:ligatures w14:val="none"/>
+              </w:rPr>
+              <w:t>4</w:t>
+            </w:r>
+            <w:r>
+              <w:rPr>
+                <w:rFonts w:ascii="Arial" w:eastAsia="Times New Roman" w:hAnsi="Arial" w:cs="Arial"/>
+                <w:kern w:val="0"/>
+                <w:sz w:val="20"/>
+                <w:szCs w:val="20"/>
+                <w:lang w:eastAsia="pt-BR"/>
+                <w14:ligatures w14:val="none"/>
+              </w:rPr>
+              <w:t> </w:t>
+            </w:r>
+          </w:p>
+        </w:tc>
+        <w:tc>
+          <w:tcPr>
+            <w:tcW w:w="2049" w:type="dxa"/>
+            <w:tcBorders>
+              <w:top w:val="single" w:sz="6" w:space="0" w:color="auto"/>
+              <w:left w:val="single" w:sz="6" w:space="0" w:color="auto"/>
+              <w:bottom w:val="single" w:sz="6" w:space="0" w:color="auto"/>
+              <w:right w:val="single" w:sz="6" w:space="0" w:color="auto"/>
+            </w:tcBorders>
+            <w:shd w:val="clear" w:color="auto" w:fill="auto"/>
+            <w:vAlign w:val="center"/>
+            <w:hideMark/>
+          </w:tcPr>
+          <w:p>
+            <w:pPr>
+              <w:spacing w:after="0" w:line="240" w:lineRule="auto"/>
+              <w:jc w:val="center"/>
+              <w:textAlignment w:val="baseline"/>
+              <w:rPr>
+                <w:rFonts w:ascii="Segoe UI" w:eastAsia="Times New Roman" w:hAnsi="Segoe UI" w:cs="Segoe UI"/>
+                <w:kern w:val="0"/>
+                <w:sz w:val="18"/>
+                <w:szCs w:val="18"/>
+                <w:lang w:eastAsia="pt-BR"/>
+                <w14:ligatures w14:val="none"/>
+              </w:rPr>
+            </w:pPr>
+            <w:r>
+              <w:rPr>
+                <w:rFonts w:ascii="Arial" w:eastAsia="Times New Roman" w:hAnsi="Arial" w:cs="Arial"/>
+                <w:kern w:val="0"/>
+                <w:sz w:val="20"/>
+                <w:szCs w:val="20"/>
+                <w:lang w:eastAsia="pt-BR"/>
+                <w14:ligatures w14:val="none"/>
+              </w:rPr>
+              <w:t> </w:t>
+            </w:r>
+            <w:r>
+              <w:rPr>
+                <w:rFonts w:ascii="Arial" w:eastAsia="Times New Roman" w:hAnsi="Arial" w:cs="Arial"/>
+                <w:kern w:val="0"/>
+                <w:sz w:val="20"/>
+                <w:szCs w:val="20"/>
+                <w:lang w:eastAsia="pt-BR"/>
+                <w14:ligatures w14:val="none"/>
+              </w:rPr>
+              <w:t>&lt;&lt;</w:t>
+            </w:r>
+            <w:proofErr w:type="spellStart"/>
+            <w:r>
+              <w:rPr>
+                <w:rFonts w:ascii="Arial" w:eastAsia="Times New Roman" w:hAnsi="Arial" w:cs="Arial"/>
+                <w:kern w:val="0"/>
+                <w:sz w:val="20"/>
+                <w:szCs w:val="20"/>
+                <w:lang w:eastAsia="pt-BR"/>
+                <w14:ligatures w14:val="none"/>
+              </w:rPr>
+              <w:t>extend</w:t>
+            </w:r>
+            <w:proofErr w:type="spellEnd"/>
+            <w:r>
+              <w:rPr>
+                <w:rFonts w:ascii="Arial" w:eastAsia="Times New Roman" w:hAnsi="Arial" w:cs="Arial"/>
+                <w:kern w:val="0"/>
+                <w:sz w:val="20"/>
+                <w:szCs w:val="20"/>
+                <w:lang w:eastAsia="pt-BR"/>
+                <w14:ligatures w14:val="none"/>
+              </w:rPr>
+              <w:t>&gt;&gt; </w:t>
+            </w:r>
+          </w:p>
+        </w:tc>
+        <w:tc>
+          <w:tcPr>
+            <w:tcW w:w="1968" w:type="dxa"/>
+            <w:tcBorders>
+              <w:top w:val="single" w:sz="6" w:space="0" w:color="auto"/>
+              <w:left w:val="single" w:sz="6" w:space="0" w:color="auto"/>
+              <w:bottom w:val="single" w:sz="6" w:space="0" w:color="auto"/>
+              <w:right w:val="single" w:sz="6" w:space="0" w:color="auto"/>
+            </w:tcBorders>
+            <w:shd w:val="clear" w:color="auto" w:fill="auto"/>
+            <w:vAlign w:val="center"/>
+            <w:hideMark/>
+          </w:tcPr>
+          <w:p>
+            <w:pPr>
+              <w:spacing w:after="0" w:line="240" w:lineRule="auto"/>
+              <w:jc w:val="center"/>
+              <w:textAlignment w:val="baseline"/>
+              <w:rPr>
+                <w:rFonts w:ascii="Segoe UI" w:eastAsia="Times New Roman" w:hAnsi="Segoe UI" w:cs="Segoe UI"/>
+                <w:kern w:val="0"/>
+                <w:sz w:val="18"/>
+                <w:szCs w:val="18"/>
+                <w:lang w:eastAsia="pt-BR"/>
+                <w14:ligatures w14:val="none"/>
+              </w:rPr>
+            </w:pPr>
+            <w:r>
+              <w:rPr>
+                <w:rFonts w:ascii="Arial" w:eastAsia="Times New Roman" w:hAnsi="Arial" w:cs="Arial"/>
+                <w:kern w:val="0"/>
+                <w:sz w:val="20"/>
+                <w:szCs w:val="20"/>
+                <w:lang w:eastAsia="pt-BR"/>
+                <w14:ligatures w14:val="none"/>
+              </w:rPr>
+              <w:t>Excluir conta</w:t>
+            </w:r>
+            <w:r>
+              <w:rPr>
+                <w:rFonts w:ascii="Arial" w:eastAsia="Times New Roman" w:hAnsi="Arial" w:cs="Arial"/>
+                <w:kern w:val="0"/>
+                <w:sz w:val="20"/>
+                <w:szCs w:val="20"/>
+                <w:lang w:eastAsia="pt-BR"/>
+                <w14:ligatures w14:val="none"/>
+              </w:rPr>
+              <w:t> </w:t>
+            </w:r>
+          </w:p>
+        </w:tc>
+        <w:tc>
+          <w:tcPr>
+            <w:tcW w:w="2058" w:type="dxa"/>
+            <w:tcBorders>
+              <w:top w:val="single" w:sz="6" w:space="0" w:color="auto"/>
+              <w:left w:val="single" w:sz="6" w:space="0" w:color="auto"/>
+              <w:bottom w:val="single" w:sz="6" w:space="0" w:color="auto"/>
+              <w:right w:val="single" w:sz="6" w:space="0" w:color="auto"/>
+            </w:tcBorders>
+            <w:shd w:val="clear" w:color="auto" w:fill="auto"/>
+            <w:vAlign w:val="center"/>
+            <w:hideMark/>
+          </w:tcPr>
+          <w:p>
+            <w:pPr>
+              <w:spacing w:after="0" w:line="240" w:lineRule="auto"/>
+              <w:jc w:val="center"/>
+              <w:textAlignment w:val="baseline"/>
+              <w:rPr>
+                <w:rFonts w:ascii="Segoe UI" w:eastAsia="Times New Roman" w:hAnsi="Segoe UI" w:cs="Segoe UI"/>
+                <w:kern w:val="0"/>
+                <w:sz w:val="18"/>
+                <w:szCs w:val="18"/>
+                <w:lang w:eastAsia="pt-BR"/>
+                <w14:ligatures w14:val="none"/>
+              </w:rPr>
+            </w:pPr>
+            <w:r>
+              <w:rPr>
+                <w:rFonts w:ascii="Arial" w:eastAsia="Times New Roman" w:hAnsi="Arial" w:cs="Arial"/>
+                <w:kern w:val="0"/>
+                <w:sz w:val="20"/>
+                <w:szCs w:val="20"/>
+                <w:lang w:eastAsia="pt-BR"/>
+                <w14:ligatures w14:val="none"/>
+              </w:rPr>
+              <w:t>Aluno exclui conta</w:t>
+            </w:r>
+            <w:r>
+              <w:rPr>
+                <w:rFonts w:ascii="Arial" w:eastAsia="Times New Roman" w:hAnsi="Arial" w:cs="Arial"/>
+                <w:kern w:val="0"/>
+                <w:sz w:val="20"/>
+                <w:szCs w:val="20"/>
+                <w:lang w:eastAsia="pt-BR"/>
+                <w14:ligatures w14:val="none"/>
+              </w:rPr>
+              <w:t> </w:t>
+            </w:r>
+          </w:p>
+        </w:tc>
+        <w:tc>
+          <w:tcPr>
+            <w:tcW w:w="1953" w:type="dxa"/>
+            <w:tcBorders>
+              <w:top w:val="single" w:sz="6" w:space="0" w:color="auto"/>
+              <w:left w:val="single" w:sz="6" w:space="0" w:color="auto"/>
+              <w:bottom w:val="single" w:sz="6" w:space="0" w:color="auto"/>
+              <w:right w:val="single" w:sz="6" w:space="0" w:color="auto"/>
+            </w:tcBorders>
+            <w:shd w:val="clear" w:color="auto" w:fill="auto"/>
+            <w:vAlign w:val="center"/>
+            <w:hideMark/>
+          </w:tcPr>
+          <w:p>
+            <w:pPr>
+              <w:spacing w:after="0" w:line="240" w:lineRule="auto"/>
+              <w:jc w:val="center"/>
+              <w:textAlignment w:val="baseline"/>
+              <w:rPr>
+                <w:rFonts w:ascii="Segoe UI" w:eastAsia="Times New Roman" w:hAnsi="Segoe UI" w:cs="Segoe UI"/>
+                <w:kern w:val="0"/>
+                <w:sz w:val="18"/>
+                <w:szCs w:val="18"/>
+                <w:lang w:eastAsia="pt-BR"/>
+                <w14:ligatures w14:val="none"/>
+              </w:rPr>
+            </w:pPr>
+            <w:r>
+              <w:rPr>
+                <w:rFonts w:ascii="Arial" w:eastAsia="Times New Roman" w:hAnsi="Arial" w:cs="Arial"/>
+                <w:kern w:val="0"/>
+                <w:sz w:val="20"/>
+                <w:szCs w:val="20"/>
+                <w:lang w:eastAsia="pt-BR"/>
+                <w14:ligatures w14:val="none"/>
+              </w:rPr>
+              <w:t>----</w:t>
+            </w:r>
+          </w:p>
+        </w:tc>
+      </w:tr>
+      <w:tr>
+        <w:trPr>
+          <w:trHeight w:val="300"/>
+        </w:trPr>
+        <w:tc>
+          <w:tcPr>
+            <w:tcW w:w="1027" w:type="dxa"/>
+            <w:tcBorders>
+              <w:top w:val="single" w:sz="6" w:space="0" w:color="auto"/>
+              <w:left w:val="single" w:sz="6" w:space="0" w:color="auto"/>
+              <w:bottom w:val="single" w:sz="6" w:space="0" w:color="auto"/>
+              <w:right w:val="single" w:sz="6" w:space="0" w:color="auto"/>
+            </w:tcBorders>
+            <w:shd w:val="clear" w:color="auto" w:fill="auto"/>
+            <w:vAlign w:val="center"/>
+            <w:hideMark/>
+          </w:tcPr>
+          <w:p>
+            <w:pPr>
+              <w:spacing w:after="0" w:line="240" w:lineRule="auto"/>
+              <w:jc w:val="center"/>
+              <w:textAlignment w:val="baseline"/>
+              <w:rPr>
+                <w:rFonts w:ascii="Segoe UI" w:eastAsia="Times New Roman" w:hAnsi="Segoe UI" w:cs="Segoe UI"/>
+                <w:kern w:val="0"/>
+                <w:sz w:val="18"/>
+                <w:szCs w:val="18"/>
+                <w:lang w:eastAsia="pt-BR"/>
+                <w14:ligatures w14:val="none"/>
+              </w:rPr>
+            </w:pPr>
+            <w:r>
+              <w:rPr>
+                <w:rFonts w:ascii="Arial" w:eastAsia="Times New Roman" w:hAnsi="Arial" w:cs="Arial"/>
+                <w:kern w:val="0"/>
+                <w:sz w:val="20"/>
+                <w:szCs w:val="20"/>
+                <w:lang w:eastAsia="pt-BR"/>
+                <w14:ligatures w14:val="none"/>
+              </w:rPr>
+              <w:t>UC-4</w:t>
+            </w:r>
+            <w:r>
+              <w:rPr>
+                <w:rFonts w:ascii="Arial" w:eastAsia="Times New Roman" w:hAnsi="Arial" w:cs="Arial"/>
+                <w:kern w:val="0"/>
+                <w:sz w:val="20"/>
+                <w:szCs w:val="20"/>
+                <w:lang w:eastAsia="pt-BR"/>
+                <w14:ligatures w14:val="none"/>
+              </w:rPr>
+              <w:t> </w:t>
+            </w:r>
+            <w:r>
+              <w:rPr>
+                <w:rFonts w:ascii="Arial" w:eastAsia="Times New Roman" w:hAnsi="Arial" w:cs="Arial"/>
+                <w:kern w:val="0"/>
+                <w:sz w:val="20"/>
+                <w:szCs w:val="20"/>
+                <w:lang w:eastAsia="pt-BR"/>
+                <w14:ligatures w14:val="none"/>
+              </w:rPr>
+              <w:t> </w:t>
+            </w:r>
+          </w:p>
+        </w:tc>
+        <w:tc>
+          <w:tcPr>
+            <w:tcW w:w="2049" w:type="dxa"/>
+            <w:tcBorders>
+              <w:top w:val="single" w:sz="6" w:space="0" w:color="auto"/>
+              <w:left w:val="single" w:sz="6" w:space="0" w:color="auto"/>
+              <w:bottom w:val="single" w:sz="6" w:space="0" w:color="auto"/>
+              <w:right w:val="single" w:sz="6" w:space="0" w:color="auto"/>
+            </w:tcBorders>
+            <w:shd w:val="clear" w:color="auto" w:fill="auto"/>
+            <w:vAlign w:val="center"/>
+            <w:hideMark/>
+          </w:tcPr>
+          <w:p>
+            <w:pPr>
+              <w:spacing w:after="0" w:line="240" w:lineRule="auto"/>
+              <w:jc w:val="center"/>
+              <w:textAlignment w:val="baseline"/>
+              <w:rPr>
+                <w:rFonts w:ascii="Segoe UI" w:eastAsia="Times New Roman" w:hAnsi="Segoe UI" w:cs="Segoe UI"/>
+                <w:kern w:val="0"/>
+                <w:sz w:val="18"/>
+                <w:szCs w:val="18"/>
+                <w:lang w:eastAsia="pt-BR"/>
+                <w14:ligatures w14:val="none"/>
+              </w:rPr>
+            </w:pPr>
+            <w:r>
+              <w:rPr>
+                <w:rFonts w:ascii="Arial" w:eastAsia="Times New Roman" w:hAnsi="Arial" w:cs="Arial"/>
+                <w:kern w:val="0"/>
+                <w:sz w:val="20"/>
+                <w:szCs w:val="20"/>
+                <w:lang w:eastAsia="pt-BR"/>
+                <w14:ligatures w14:val="none"/>
+              </w:rPr>
+              <w:t> </w:t>
+            </w:r>
+            <w:r>
+              <w:rPr>
+                <w:rFonts w:ascii="Arial" w:eastAsia="Times New Roman" w:hAnsi="Arial" w:cs="Arial"/>
+                <w:kern w:val="0"/>
+                <w:sz w:val="20"/>
+                <w:szCs w:val="20"/>
+                <w:lang w:eastAsia="pt-BR"/>
+                <w14:ligatures w14:val="none"/>
+              </w:rPr>
+              <w:t>&lt;&lt;</w:t>
+            </w:r>
+            <w:r>
+              <w:rPr>
+                <w:rFonts w:ascii="Arial" w:eastAsia="Times New Roman" w:hAnsi="Arial" w:cs="Arial"/>
+                <w:kern w:val="0"/>
+                <w:sz w:val="20"/>
+                <w:szCs w:val="20"/>
+                <w:lang w:eastAsia="pt-BR"/>
+                <w14:ligatures w14:val="none"/>
+              </w:rPr>
+              <w:t>include</w:t>
+            </w:r>
+            <w:r>
+              <w:rPr>
+                <w:rFonts w:ascii="Arial" w:eastAsia="Times New Roman" w:hAnsi="Arial" w:cs="Arial"/>
+                <w:kern w:val="0"/>
+                <w:sz w:val="20"/>
+                <w:szCs w:val="20"/>
+                <w:lang w:eastAsia="pt-BR"/>
+                <w14:ligatures w14:val="none"/>
+              </w:rPr>
+              <w:t>&gt;&gt; </w:t>
+            </w:r>
+          </w:p>
+        </w:tc>
+        <w:tc>
+          <w:tcPr>
+            <w:tcW w:w="1968" w:type="dxa"/>
+            <w:tcBorders>
+              <w:top w:val="single" w:sz="6" w:space="0" w:color="auto"/>
+              <w:left w:val="single" w:sz="6" w:space="0" w:color="auto"/>
+              <w:bottom w:val="single" w:sz="6" w:space="0" w:color="auto"/>
+              <w:right w:val="single" w:sz="6" w:space="0" w:color="auto"/>
+            </w:tcBorders>
+            <w:shd w:val="clear" w:color="auto" w:fill="auto"/>
+            <w:vAlign w:val="center"/>
+            <w:hideMark/>
+          </w:tcPr>
+          <w:p>
+            <w:pPr>
+              <w:spacing w:after="0" w:line="240" w:lineRule="auto"/>
+              <w:jc w:val="center"/>
+              <w:textAlignment w:val="baseline"/>
+              <w:rPr>
+                <w:rFonts w:ascii="Segoe UI" w:eastAsia="Times New Roman" w:hAnsi="Segoe UI" w:cs="Segoe UI"/>
+                <w:kern w:val="0"/>
+                <w:sz w:val="18"/>
+                <w:szCs w:val="18"/>
+                <w:lang w:eastAsia="pt-BR"/>
+                <w14:ligatures w14:val="none"/>
+              </w:rPr>
+            </w:pPr>
+            <w:r>
+              <w:rPr>
+                <w:rFonts w:ascii="Arial" w:eastAsia="Times New Roman" w:hAnsi="Arial" w:cs="Arial"/>
+                <w:kern w:val="0"/>
+                <w:sz w:val="20"/>
+                <w:szCs w:val="20"/>
+                <w:lang w:eastAsia="pt-BR"/>
+                <w14:ligatures w14:val="none"/>
+              </w:rPr>
+              <w:t> </w:t>
+            </w:r>
+            <w:r>
+              <w:rPr>
+                <w:rFonts w:ascii="Arial" w:eastAsia="Times New Roman" w:hAnsi="Arial" w:cs="Arial"/>
+                <w:kern w:val="0"/>
+                <w:sz w:val="20"/>
+                <w:szCs w:val="20"/>
+                <w:lang w:eastAsia="pt-BR"/>
+                <w14:ligatures w14:val="none"/>
+              </w:rPr>
+              <w:t>Autentificar dados</w:t>
+            </w:r>
+          </w:p>
+        </w:tc>
+        <w:tc>
+          <w:tcPr>
+            <w:tcW w:w="2058" w:type="dxa"/>
+            <w:tcBorders>
+              <w:top w:val="single" w:sz="6" w:space="0" w:color="auto"/>
+              <w:left w:val="single" w:sz="6" w:space="0" w:color="auto"/>
+              <w:bottom w:val="single" w:sz="6" w:space="0" w:color="auto"/>
+              <w:right w:val="single" w:sz="6" w:space="0" w:color="auto"/>
+            </w:tcBorders>
+            <w:shd w:val="clear" w:color="auto" w:fill="auto"/>
+            <w:vAlign w:val="center"/>
+            <w:hideMark/>
+          </w:tcPr>
+          <w:p>
+            <w:pPr>
+              <w:spacing w:after="0" w:line="240" w:lineRule="auto"/>
+              <w:jc w:val="center"/>
+              <w:textAlignment w:val="baseline"/>
+              <w:rPr>
+                <w:rFonts w:ascii="Segoe UI" w:eastAsia="Times New Roman" w:hAnsi="Segoe UI" w:cs="Segoe UI"/>
+                <w:kern w:val="0"/>
+                <w:sz w:val="18"/>
+                <w:szCs w:val="18"/>
+                <w:lang w:eastAsia="pt-BR"/>
+                <w14:ligatures w14:val="none"/>
+              </w:rPr>
+            </w:pPr>
+            <w:r>
+              <w:rPr>
+                <w:rFonts w:ascii="Arial" w:eastAsia="Times New Roman" w:hAnsi="Arial" w:cs="Arial"/>
+                <w:kern w:val="0"/>
+                <w:sz w:val="20"/>
+                <w:szCs w:val="20"/>
+                <w:lang w:eastAsia="pt-BR"/>
+                <w14:ligatures w14:val="none"/>
+              </w:rPr>
+              <w:t> </w:t>
+            </w:r>
+            <w:r>
+              <w:rPr>
+                <w:rFonts w:ascii="Arial" w:eastAsia="Times New Roman" w:hAnsi="Arial" w:cs="Arial"/>
+                <w:kern w:val="0"/>
+                <w:sz w:val="20"/>
+                <w:szCs w:val="20"/>
+                <w:lang w:eastAsia="pt-BR"/>
+                <w14:ligatures w14:val="none"/>
+              </w:rPr>
+              <w:t>Aluno entra com seus dados e autentifica</w:t>
+            </w:r>
+          </w:p>
+        </w:tc>
+        <w:tc>
+          <w:tcPr>
+            <w:tcW w:w="1953" w:type="dxa"/>
+            <w:tcBorders>
+              <w:top w:val="single" w:sz="6" w:space="0" w:color="auto"/>
+              <w:left w:val="single" w:sz="6" w:space="0" w:color="auto"/>
+              <w:bottom w:val="single" w:sz="6" w:space="0" w:color="auto"/>
+              <w:right w:val="single" w:sz="6" w:space="0" w:color="auto"/>
+            </w:tcBorders>
+            <w:shd w:val="clear" w:color="auto" w:fill="auto"/>
+            <w:vAlign w:val="center"/>
+            <w:hideMark/>
+          </w:tcPr>
+          <w:p>
+            <w:pPr>
+              <w:spacing w:after="0" w:line="240" w:lineRule="auto"/>
+              <w:jc w:val="center"/>
+              <w:textAlignment w:val="baseline"/>
+              <w:rPr>
+                <w:rFonts w:ascii="Segoe UI" w:eastAsia="Times New Roman" w:hAnsi="Segoe UI" w:cs="Segoe UI"/>
+                <w:kern w:val="0"/>
+                <w:sz w:val="18"/>
+                <w:szCs w:val="18"/>
+                <w:lang w:eastAsia="pt-BR"/>
+                <w14:ligatures w14:val="none"/>
+              </w:rPr>
+            </w:pPr>
+            <w:r>
+              <w:rPr>
+                <w:rFonts w:ascii="Arial" w:eastAsia="Times New Roman" w:hAnsi="Arial" w:cs="Arial"/>
+                <w:kern w:val="0"/>
+                <w:sz w:val="20"/>
+                <w:szCs w:val="20"/>
+                <w:lang w:eastAsia="pt-BR"/>
+                <w14:ligatures w14:val="none"/>
+              </w:rPr>
+              <w:t>  ---- </w:t>
+            </w:r>
+            <w:r>
+              <w:rPr>
+                <w:rFonts w:ascii="Arial" w:eastAsia="Times New Roman" w:hAnsi="Arial" w:cs="Arial"/>
+                <w:kern w:val="0"/>
+                <w:sz w:val="20"/>
+                <w:szCs w:val="20"/>
+                <w:lang w:eastAsia="pt-BR"/>
+                <w14:ligatures w14:val="none"/>
+              </w:rPr>
+              <w:t> </w:t>
+            </w:r>
+          </w:p>
+        </w:tc>
+      </w:tr>
+      <w:tr>
+        <w:trPr>
+          <w:trHeight w:val="300"/>
+        </w:trPr>
+        <w:tc>
+          <w:tcPr>
+            <w:tcW w:w="1027" w:type="dxa"/>
+            <w:tcBorders>
+              <w:top w:val="single" w:sz="6" w:space="0" w:color="auto"/>
+              <w:left w:val="single" w:sz="6" w:space="0" w:color="auto"/>
+              <w:bottom w:val="single" w:sz="6" w:space="0" w:color="auto"/>
+              <w:right w:val="single" w:sz="6" w:space="0" w:color="auto"/>
+            </w:tcBorders>
+            <w:shd w:val="clear" w:color="auto" w:fill="auto"/>
+            <w:vAlign w:val="center"/>
+            <w:hideMark/>
+          </w:tcPr>
+          <w:p>
+            <w:pPr>
+              <w:spacing w:after="0" w:line="240" w:lineRule="auto"/>
+              <w:jc w:val="center"/>
+              <w:textAlignment w:val="baseline"/>
+              <w:rPr>
+                <w:rFonts w:ascii="Segoe UI" w:eastAsia="Times New Roman" w:hAnsi="Segoe UI" w:cs="Segoe UI"/>
+                <w:kern w:val="0"/>
+                <w:sz w:val="18"/>
+                <w:szCs w:val="18"/>
+                <w:lang w:eastAsia="pt-BR"/>
+                <w14:ligatures w14:val="none"/>
+              </w:rPr>
+            </w:pPr>
+            <w:r>
+              <w:rPr>
+                <w:rFonts w:ascii="Arial" w:eastAsia="Times New Roman" w:hAnsi="Arial" w:cs="Arial"/>
+                <w:kern w:val="0"/>
+                <w:sz w:val="20"/>
+                <w:szCs w:val="20"/>
+                <w:lang w:eastAsia="pt-BR"/>
+                <w14:ligatures w14:val="none"/>
+              </w:rPr>
+              <w:t>UC-</w:t>
+            </w:r>
+            <w:r>
+              <w:rPr>
+                <w:rFonts w:ascii="Arial" w:eastAsia="Times New Roman" w:hAnsi="Arial" w:cs="Arial"/>
+                <w:kern w:val="0"/>
+                <w:sz w:val="20"/>
+                <w:szCs w:val="20"/>
+                <w:lang w:eastAsia="pt-BR"/>
+                <w14:ligatures w14:val="none"/>
+              </w:rPr>
+              <w:t>5</w:t>
+            </w:r>
+            <w:r>
+              <w:rPr>
+                <w:rFonts w:ascii="Arial" w:eastAsia="Times New Roman" w:hAnsi="Arial" w:cs="Arial"/>
+                <w:kern w:val="0"/>
+                <w:sz w:val="20"/>
+                <w:szCs w:val="20"/>
+                <w:lang w:eastAsia="pt-BR"/>
+                <w14:ligatures w14:val="none"/>
+              </w:rPr>
+              <w:t> </w:t>
+            </w:r>
+          </w:p>
+        </w:tc>
+        <w:tc>
+          <w:tcPr>
+            <w:tcW w:w="2049" w:type="dxa"/>
+            <w:tcBorders>
+              <w:top w:val="single" w:sz="6" w:space="0" w:color="auto"/>
+              <w:left w:val="single" w:sz="6" w:space="0" w:color="auto"/>
+              <w:bottom w:val="single" w:sz="6" w:space="0" w:color="auto"/>
+              <w:right w:val="single" w:sz="6" w:space="0" w:color="auto"/>
+            </w:tcBorders>
+            <w:shd w:val="clear" w:color="auto" w:fill="auto"/>
+            <w:vAlign w:val="center"/>
+            <w:hideMark/>
+          </w:tcPr>
+          <w:p>
+            <w:pPr>
+              <w:spacing w:after="0" w:line="240" w:lineRule="auto"/>
+              <w:jc w:val="center"/>
+              <w:textAlignment w:val="baseline"/>
+              <w:rPr>
+                <w:rFonts w:ascii="Segoe UI" w:eastAsia="Times New Roman" w:hAnsi="Segoe UI" w:cs="Segoe UI"/>
+                <w:kern w:val="0"/>
+                <w:sz w:val="18"/>
+                <w:szCs w:val="18"/>
+                <w:lang w:eastAsia="pt-BR"/>
+                <w14:ligatures w14:val="none"/>
+              </w:rPr>
+            </w:pPr>
+            <w:r>
+              <w:rPr>
+                <w:rFonts w:ascii="Arial" w:eastAsia="Times New Roman" w:hAnsi="Arial" w:cs="Arial"/>
+                <w:kern w:val="0"/>
+                <w:sz w:val="20"/>
+                <w:szCs w:val="20"/>
+                <w:lang w:eastAsia="pt-BR"/>
+                <w14:ligatures w14:val="none"/>
+              </w:rPr>
+              <w:t>&lt;&lt;</w:t>
+            </w:r>
+            <w:r>
+              <w:rPr>
+                <w:rFonts w:ascii="Arial" w:eastAsia="Times New Roman" w:hAnsi="Arial" w:cs="Arial"/>
+                <w:kern w:val="0"/>
+                <w:sz w:val="20"/>
+                <w:szCs w:val="20"/>
+                <w:lang w:eastAsia="pt-BR"/>
+                <w14:ligatures w14:val="none"/>
+              </w:rPr>
+              <w:t>include</w:t>
+            </w:r>
+            <w:r>
+              <w:rPr>
+                <w:rFonts w:ascii="Arial" w:eastAsia="Times New Roman" w:hAnsi="Arial" w:cs="Arial"/>
+                <w:kern w:val="0"/>
+                <w:sz w:val="20"/>
+                <w:szCs w:val="20"/>
+                <w:lang w:eastAsia="pt-BR"/>
+                <w14:ligatures w14:val="none"/>
+              </w:rPr>
+              <w:t>&gt;&gt; </w:t>
+            </w:r>
+          </w:p>
+        </w:tc>
+        <w:tc>
+          <w:tcPr>
+            <w:tcW w:w="1968" w:type="dxa"/>
+            <w:tcBorders>
+              <w:top w:val="single" w:sz="6" w:space="0" w:color="auto"/>
+              <w:left w:val="single" w:sz="6" w:space="0" w:color="auto"/>
+              <w:bottom w:val="single" w:sz="6" w:space="0" w:color="auto"/>
+              <w:right w:val="single" w:sz="6" w:space="0" w:color="auto"/>
+            </w:tcBorders>
+            <w:shd w:val="clear" w:color="auto" w:fill="auto"/>
+            <w:vAlign w:val="center"/>
+            <w:hideMark/>
+          </w:tcPr>
+          <w:p>
+            <w:pPr>
+              <w:spacing w:after="0" w:line="240" w:lineRule="auto"/>
+              <w:jc w:val="center"/>
+              <w:textAlignment w:val="baseline"/>
+              <w:rPr>
+                <w:rFonts w:ascii="Segoe UI" w:eastAsia="Times New Roman" w:hAnsi="Segoe UI" w:cs="Segoe UI"/>
+                <w:kern w:val="0"/>
+                <w:sz w:val="18"/>
+                <w:szCs w:val="18"/>
+                <w:lang w:eastAsia="pt-BR"/>
+                <w14:ligatures w14:val="none"/>
+              </w:rPr>
+            </w:pPr>
+            <w:r>
+              <w:rPr>
+                <w:rFonts w:ascii="Arial" w:eastAsia="Times New Roman" w:hAnsi="Arial" w:cs="Arial"/>
+                <w:kern w:val="0"/>
+                <w:sz w:val="20"/>
+                <w:szCs w:val="20"/>
+                <w:lang w:eastAsia="pt-BR"/>
+                <w14:ligatures w14:val="none"/>
+              </w:rPr>
+              <w:t> </w:t>
+            </w:r>
+            <w:r>
+              <w:rPr>
+                <w:rFonts w:ascii="Arial" w:eastAsia="Times New Roman" w:hAnsi="Arial" w:cs="Arial"/>
+                <w:kern w:val="0"/>
+                <w:sz w:val="20"/>
+                <w:szCs w:val="20"/>
+                <w:lang w:eastAsia="pt-BR"/>
+                <w14:ligatures w14:val="none"/>
+              </w:rPr>
+              <w:t>Criar plano</w:t>
+            </w:r>
+          </w:p>
+        </w:tc>
+        <w:tc>
+          <w:tcPr>
+            <w:tcW w:w="2058" w:type="dxa"/>
+            <w:tcBorders>
+              <w:top w:val="single" w:sz="6" w:space="0" w:color="auto"/>
+              <w:left w:val="single" w:sz="6" w:space="0" w:color="auto"/>
+              <w:bottom w:val="single" w:sz="6" w:space="0" w:color="auto"/>
+              <w:right w:val="single" w:sz="6" w:space="0" w:color="auto"/>
+            </w:tcBorders>
+            <w:shd w:val="clear" w:color="auto" w:fill="auto"/>
+            <w:vAlign w:val="center"/>
+            <w:hideMark/>
+          </w:tcPr>
+          <w:p>
+            <w:pPr>
+              <w:spacing w:after="0" w:line="240" w:lineRule="auto"/>
+              <w:jc w:val="center"/>
+              <w:textAlignment w:val="baseline"/>
+              <w:rPr>
+                <w:rFonts w:ascii="Segoe UI" w:eastAsia="Times New Roman" w:hAnsi="Segoe UI" w:cs="Segoe UI"/>
+                <w:kern w:val="0"/>
+                <w:sz w:val="18"/>
+                <w:szCs w:val="18"/>
+                <w:lang w:eastAsia="pt-BR"/>
+                <w14:ligatures w14:val="none"/>
+              </w:rPr>
+            </w:pPr>
+            <w:r>
+              <w:rPr>
+                <w:rFonts w:ascii="Arial" w:eastAsia="Times New Roman" w:hAnsi="Arial" w:cs="Arial"/>
+                <w:kern w:val="0"/>
+                <w:sz w:val="20"/>
+                <w:szCs w:val="20"/>
+                <w:lang w:eastAsia="pt-BR"/>
+                <w14:ligatures w14:val="none"/>
+              </w:rPr>
+              <w:t xml:space="preserve">Aluno </w:t>
+            </w:r>
+            <w:r>
+              <w:rPr>
+                <w:rFonts w:ascii="Arial" w:eastAsia="Times New Roman" w:hAnsi="Arial" w:cs="Arial"/>
+                <w:kern w:val="0"/>
+                <w:sz w:val="20"/>
+                <w:szCs w:val="20"/>
+                <w:lang w:eastAsia="pt-BR"/>
+                <w14:ligatures w14:val="none"/>
+              </w:rPr>
+              <w:t xml:space="preserve">faz </w:t>
+            </w:r>
+            <w:r>
+              <w:rPr>
+                <w:rFonts w:ascii="Arial" w:eastAsia="Times New Roman" w:hAnsi="Arial" w:cs="Arial"/>
+                <w:kern w:val="0"/>
+                <w:sz w:val="20"/>
+                <w:szCs w:val="20"/>
+                <w:lang w:eastAsia="pt-BR"/>
+                <w14:ligatures w14:val="none"/>
+              </w:rPr>
+              <w:t>cria</w:t>
+            </w:r>
+            <w:r>
+              <w:rPr>
+                <w:rFonts w:ascii="Arial" w:eastAsia="Times New Roman" w:hAnsi="Arial" w:cs="Arial"/>
+                <w:kern w:val="0"/>
+                <w:sz w:val="20"/>
+                <w:szCs w:val="20"/>
+                <w:lang w:eastAsia="pt-BR"/>
+                <w14:ligatures w14:val="none"/>
+              </w:rPr>
+              <w:t>ção</w:t>
+            </w:r>
+            <w:r>
+              <w:rPr>
+                <w:rFonts w:ascii="Arial" w:eastAsia="Times New Roman" w:hAnsi="Arial" w:cs="Arial"/>
+                <w:kern w:val="0"/>
+                <w:sz w:val="20"/>
+                <w:szCs w:val="20"/>
+                <w:lang w:eastAsia="pt-BR"/>
+                <w14:ligatures w14:val="none"/>
+              </w:rPr>
+              <w:t xml:space="preserve"> </w:t>
+            </w:r>
+            <w:r>
+              <w:rPr>
+                <w:rFonts w:ascii="Arial" w:eastAsia="Times New Roman" w:hAnsi="Arial" w:cs="Arial"/>
+                <w:kern w:val="0"/>
+                <w:sz w:val="20"/>
+                <w:szCs w:val="20"/>
+                <w:lang w:eastAsia="pt-BR"/>
+                <w14:ligatures w14:val="none"/>
+              </w:rPr>
+              <w:t>plano</w:t>
+            </w:r>
+            <w:r>
+              <w:rPr>
+                <w:rFonts w:ascii="Arial" w:eastAsia="Times New Roman" w:hAnsi="Arial" w:cs="Arial"/>
+                <w:kern w:val="0"/>
+                <w:sz w:val="20"/>
+                <w:szCs w:val="20"/>
+                <w:lang w:eastAsia="pt-BR"/>
+                <w14:ligatures w14:val="none"/>
+              </w:rPr>
+              <w:t> </w:t>
+            </w:r>
+          </w:p>
+        </w:tc>
+        <w:tc>
+          <w:tcPr>
+            <w:tcW w:w="1953" w:type="dxa"/>
+            <w:tcBorders>
+              <w:top w:val="single" w:sz="6" w:space="0" w:color="auto"/>
+              <w:left w:val="single" w:sz="6" w:space="0" w:color="auto"/>
+              <w:bottom w:val="single" w:sz="6" w:space="0" w:color="auto"/>
+              <w:right w:val="single" w:sz="6" w:space="0" w:color="auto"/>
+            </w:tcBorders>
+            <w:shd w:val="clear" w:color="auto" w:fill="auto"/>
+            <w:vAlign w:val="center"/>
+            <w:hideMark/>
+          </w:tcPr>
+          <w:p>
+            <w:pPr>
+              <w:spacing w:after="0" w:line="240" w:lineRule="auto"/>
+              <w:jc w:val="center"/>
+              <w:textAlignment w:val="baseline"/>
+              <w:rPr>
+                <w:rFonts w:ascii="Segoe UI" w:eastAsia="Times New Roman" w:hAnsi="Segoe UI" w:cs="Segoe UI"/>
+                <w:kern w:val="0"/>
+                <w:sz w:val="18"/>
+                <w:szCs w:val="18"/>
+                <w:lang w:eastAsia="pt-BR"/>
+                <w14:ligatures w14:val="none"/>
+              </w:rPr>
+            </w:pPr>
+            <w:r>
+              <w:rPr>
+                <w:rFonts w:ascii="Arial" w:eastAsia="Times New Roman" w:hAnsi="Arial" w:cs="Arial"/>
+                <w:kern w:val="0"/>
+                <w:sz w:val="20"/>
+                <w:szCs w:val="20"/>
+                <w:lang w:eastAsia="pt-BR"/>
+                <w14:ligatures w14:val="none"/>
+              </w:rPr>
+              <w:t>  ---- </w:t>
+            </w:r>
+            <w:r>
+              <w:rPr>
+                <w:rFonts w:ascii="Arial" w:eastAsia="Times New Roman" w:hAnsi="Arial" w:cs="Arial"/>
+                <w:kern w:val="0"/>
+                <w:sz w:val="20"/>
+                <w:szCs w:val="20"/>
+                <w:lang w:eastAsia="pt-BR"/>
+                <w14:ligatures w14:val="none"/>
+              </w:rPr>
+              <w:t> </w:t>
+            </w:r>
+          </w:p>
+        </w:tc>
+      </w:tr>
+    </w:tbl>
+    <w:p>
+      <w:pPr>
+        <w:spacing w:after="120" w:line="360" w:lineRule="auto"/>
+        <w:jc w:val="both"/>
+        <w:rPr>
+          <w:rFonts w:ascii="Arial" w:hAnsi="Arial" w:cs="Arial"/>
+          <w:b/>
+          <w:sz w:val="24"/>
+          <w:szCs w:val="24"/>
+          <w:u w:val="single"/>
         </w:rPr>
       </w:pPr>
     </w:p>
     <w:sectPr>
-      <w:headerReference w:type="default" r:id="rId8"/>
+      <w:headerReference w:type="default" r:id="rId11"/>
       <w:pgSz w:w="11906" w:h="16838"/>
       <w:pgMar w:top="1701" w:right="1134" w:bottom="1134" w:left="1701" w:header="709" w:footer="709" w:gutter="0"/>
       <w:cols w:space="708"/>
@@ -3003,6 +5923,43 @@
       <w14:ligatures w14:val="none"/>
     </w:rPr>
   </w:style>
+  <w:style w:type="character" w:styleId="Forte">
+    <w:name w:val="Strong"/>
+    <w:basedOn w:val="Fontepargpadro"/>
+    <w:uiPriority w:val="22"/>
+    <w:qFormat/>
+    <w:rsid w:val="00D961EA"/>
+    <w:rPr>
+      <w:b/>
+      <w:bCs/>
+    </w:rPr>
+  </w:style>
+  <w:style w:type="paragraph" w:customStyle="1" w:styleId="paragraph">
+    <w:name w:val="paragraph"/>
+    <w:basedOn w:val="Normal"/>
+    <w:rsid w:val="00D961EA"/>
+    <w:pPr>
+      <w:spacing w:before="100" w:beforeAutospacing="1" w:after="100" w:afterAutospacing="1" w:line="240" w:lineRule="auto"/>
+    </w:pPr>
+    <w:rPr>
+      <w:rFonts w:ascii="Times New Roman" w:eastAsia="Times New Roman" w:hAnsi="Times New Roman" w:cs="Times New Roman"/>
+      <w:kern w:val="0"/>
+      <w:sz w:val="24"/>
+      <w:szCs w:val="24"/>
+      <w:lang w:eastAsia="pt-BR"/>
+      <w14:ligatures w14:val="none"/>
+    </w:rPr>
+  </w:style>
+  <w:style w:type="character" w:customStyle="1" w:styleId="normaltextrun">
+    <w:name w:val="normaltextrun"/>
+    <w:basedOn w:val="Fontepargpadro"/>
+    <w:rsid w:val="00D961EA"/>
+  </w:style>
+  <w:style w:type="character" w:customStyle="1" w:styleId="eop">
+    <w:name w:val="eop"/>
+    <w:basedOn w:val="Fontepargpadro"/>
+    <w:rsid w:val="00D961EA"/>
+  </w:style>
 </w:styles>
 </file>
 
@@ -3306,7 +6263,7 @@
 </file>
 
 <file path=customXml/itemProps1.xml><?xml version="1.0" encoding="utf-8"?>
-<ds:datastoreItem xmlns:ds="http://schemas.openxmlformats.org/officeDocument/2006/customXml" ds:itemID="{543E9BFC-ABB4-448C-B7BF-E6DD3B378F4C}">
+<ds:datastoreItem xmlns:ds="http://schemas.openxmlformats.org/officeDocument/2006/customXml" ds:itemID="{FB7144AC-BC8B-40F6-8FB2-EF9B97C093A0}">
   <ds:schemaRefs>
     <ds:schemaRef ds:uri="http://schemas.openxmlformats.org/officeDocument/2006/bibliography"/>
   </ds:schemaRefs>
